--- a/assets/data/Mindset 03/Mindset3- Audio Scripts.docx
+++ b/assets/data/Mindset 03/Mindset3- Audio Scripts.docx
@@ -18,12 +18,11 @@
           </w:tcPr>
           <w:p>
             <w:pPr>
-              <w:spacing w:after="160" w:line="259" w:lineRule="auto"/>
+              <w:spacing w:after="160"/>
             </w:pPr>
             <w:r>
               <w:rPr>
-                <w:rFonts w:ascii="Source Sans 3" w:hAnsi="Source Sans 3" w:eastAsia="Calibri" w:cs="Arial" w:eastAsiaTheme="minorHAnsi" w:csTheme="minorBidi"/>
-                <w:kern w:val="2"/>
+                <w:rFonts w:ascii="Source Sans 3" w:hAnsi="Source Sans 3" w:cs="Arial"/>
                 <w:sz w:val="23"/>
                 <w:szCs w:val="23"/>
               </w:rPr>
@@ -169,6 +168,431 @@
                 <w:szCs w:val="23"/>
               </w:rPr>
               <w:t>.</w:t>
+            </w:r>
+          </w:p>
+        </w:tc>
+      </w:tr>
+    </w:tbl>
+    <w:p>
+      <w:pPr>
+        <w:tabs>
+          <w:tab w:val="left" w:pos="4413"/>
+        </w:tabs>
+        <w:rPr>
+          <w:rFonts w:ascii="Source Sans 3" w:hAnsi="Source Sans 3"/>
+          <w:sz w:val="23"/>
+          <w:szCs w:val="23"/>
+        </w:rPr>
+      </w:pPr>
+    </w:p>
+    <w:tbl>
+      <w:tblPr>
+        <w:tblStyle w:val="TableGrid"/>
+        <w:tblW w:w="0" w:type="auto"/>
+        <w:tblLook w:val="04A0" w:firstRow="1" w:lastRow="0" w:firstColumn="1" w:lastColumn="0" w:noHBand="0" w:noVBand="1"/>
+      </w:tblPr>
+      <w:tblGrid>
+        <w:gridCol w:w="14392"/>
+      </w:tblGrid>
+      <w:tr>
+        <w:tc>
+          <w:tcPr>
+            <w:tcW w:w="14392" w:type="dxa"/>
+          </w:tcPr>
+          <w:p>
+            <w:pPr>
+              <w:spacing w:after="160"/>
+            </w:pPr>
+            <w:r>
+              <w:rPr>
+                <w:rFonts w:ascii="Source Sans 3" w:hAnsi="Source Sans 3" w:cs="Arial"/>
+                <w:sz w:val="23"/>
+                <w:szCs w:val="23"/>
+              </w:rPr>
+              <w:t>Mindset_L</w:t>
+            </w:r>
+            <w:r>
+              <w:rPr>
+                <w:rFonts w:ascii="Source Sans 3" w:hAnsi="Source Sans 3" w:cs="Arial"/>
+                <w:sz w:val="23"/>
+                <w:szCs w:val="23"/>
+              </w:rPr>
+              <w:t>3</w:t>
+            </w:r>
+            <w:r>
+              <w:rPr>
+                <w:rFonts w:ascii="Source Sans 3" w:hAnsi="Source Sans 3" w:cs="Arial"/>
+                <w:sz w:val="23"/>
+                <w:szCs w:val="23"/>
+              </w:rPr>
+              <w:t>_48.mp3</w:t>
+            </w:r>
+          </w:p>
+        </w:tc>
+      </w:tr>
+      <w:tr>
+        <w:tc>
+          <w:tcPr>
+            <w:tcW w:w="14392" w:type="dxa"/>
+          </w:tcPr>
+          <w:p>
+            <w:pPr>
+              <w:tabs>
+                <w:tab w:val="left" w:pos="4413"/>
+              </w:tabs>
+              <w:rPr>
+                <w:rFonts w:ascii="Source Sans 3" w:hAnsi="Source Sans 3"/>
+                <w:sz w:val="23"/>
+                <w:szCs w:val="23"/>
+              </w:rPr>
+            </w:pPr>
+            <w:r>
+              <w:rPr>
+                <w:rFonts w:ascii="Source Sans 3" w:hAnsi="Source Sans 3"/>
+                <w:b/>
+                <w:bCs/>
+                <w:sz w:val="23"/>
+                <w:szCs w:val="23"/>
+              </w:rPr>
+              <w:t>Dylan:</w:t>
+            </w:r>
+            <w:r>
+              <w:rPr>
+                <w:rFonts w:ascii="Source Sans 3" w:hAnsi="Source Sans 3"/>
+                <w:sz w:val="23"/>
+                <w:szCs w:val="23"/>
+              </w:rPr>
+              <w:t xml:space="preserve"> Good idea. And my note-taking skills need work as well, but science and technology students don't seem to get much help. In laboratory tutorials, it sometimes seems like everyone's a little nervous about coming up with ideas for particular experiments, so I just start talking, even if I don't know what I'm talking about. I always feel like I'm dominating the conversation and speaking too much, but </w:t>
+            </w:r>
+            <w:r>
+              <w:rPr>
+                <w:rFonts w:ascii="Source Sans 3" w:hAnsi="Source Sans 3"/>
+                <w:sz w:val="23"/>
+                <w:szCs w:val="23"/>
+                <w:u w:val="single"/>
+              </w:rPr>
+              <w:t>after I've made my point everyone else suddenly discovers what they want to say and we can relax</w:t>
+            </w:r>
+            <w:r>
+              <w:rPr>
+                <w:rFonts w:ascii="Source Sans 3" w:hAnsi="Source Sans 3"/>
+                <w:sz w:val="23"/>
+                <w:szCs w:val="23"/>
+              </w:rPr>
+              <w:t>.</w:t>
+            </w:r>
+          </w:p>
+          <w:p>
+            <w:pPr>
+              <w:tabs>
+                <w:tab w:val="left" w:pos="4413"/>
+              </w:tabs>
+              <w:rPr>
+                <w:rFonts w:ascii="Source Sans 3" w:hAnsi="Source Sans 3"/>
+                <w:sz w:val="23"/>
+                <w:szCs w:val="23"/>
+              </w:rPr>
+            </w:pPr>
+            <w:r>
+              <w:rPr>
+                <w:rFonts w:ascii="Source Sans 3" w:hAnsi="Source Sans 3"/>
+                <w:b/>
+                <w:bCs/>
+                <w:sz w:val="23"/>
+                <w:szCs w:val="23"/>
+              </w:rPr>
+              <w:t>Tanya:</w:t>
+            </w:r>
+            <w:r>
+              <w:rPr>
+                <w:rFonts w:ascii="Source Sans 3" w:hAnsi="Source Sans 3"/>
+                <w:sz w:val="23"/>
+                <w:szCs w:val="23"/>
+              </w:rPr>
+              <w:t xml:space="preserve"> Mm, I know how you feel. Anyway, let's think about what to do after the keynote speech on Tuesday. There are two talks which immediately follow it, but neither of them </w:t>
+            </w:r>
+            <w:proofErr w:type="gramStart"/>
+            <w:r>
+              <w:rPr>
+                <w:rFonts w:ascii="Source Sans 3" w:hAnsi="Source Sans 3"/>
+                <w:sz w:val="23"/>
+                <w:szCs w:val="23"/>
+              </w:rPr>
+              <w:t>look</w:t>
+            </w:r>
+            <w:proofErr w:type="gramEnd"/>
+            <w:r>
+              <w:rPr>
+                <w:rFonts w:ascii="Source Sans 3" w:hAnsi="Source Sans 3"/>
+                <w:sz w:val="23"/>
+                <w:szCs w:val="23"/>
+              </w:rPr>
+              <w:t xml:space="preserve"> that interesting, </w:t>
+            </w:r>
+            <w:r>
+              <w:rPr>
+                <w:rFonts w:ascii="Source Sans 3" w:hAnsi="Source Sans 3"/>
+                <w:sz w:val="23"/>
+                <w:szCs w:val="23"/>
+                <w:u w:val="single"/>
+              </w:rPr>
+              <w:t xml:space="preserve">so it would probably be a </w:t>
+            </w:r>
+            <w:proofErr w:type="spellStart"/>
+            <w:r>
+              <w:rPr>
+                <w:rFonts w:ascii="Source Sans 3" w:hAnsi="Source Sans 3"/>
+                <w:sz w:val="23"/>
+                <w:szCs w:val="23"/>
+                <w:u w:val="single"/>
+              </w:rPr>
+              <w:t>betteridea</w:t>
+            </w:r>
+            <w:proofErr w:type="spellEnd"/>
+            <w:r>
+              <w:rPr>
+                <w:rFonts w:ascii="Source Sans 3" w:hAnsi="Source Sans 3"/>
+                <w:sz w:val="23"/>
+                <w:szCs w:val="23"/>
+                <w:u w:val="single"/>
+              </w:rPr>
+              <w:t xml:space="preserve"> if we used that time to decide which of tomorrow's </w:t>
+            </w:r>
+            <w:proofErr w:type="gramStart"/>
+            <w:r>
+              <w:rPr>
+                <w:rFonts w:ascii="Source Sans 3" w:hAnsi="Source Sans 3"/>
+                <w:sz w:val="23"/>
+                <w:szCs w:val="23"/>
+                <w:u w:val="single"/>
+              </w:rPr>
+              <w:t>lectures</w:t>
+            </w:r>
+            <w:proofErr w:type="gramEnd"/>
+            <w:r>
+              <w:rPr>
+                <w:rFonts w:ascii="Source Sans 3" w:hAnsi="Source Sans 3"/>
+                <w:sz w:val="23"/>
+                <w:szCs w:val="23"/>
+                <w:u w:val="single"/>
+              </w:rPr>
+              <w:t xml:space="preserve"> we should attend. Shall we grab a coffee while we're doing that?</w:t>
+            </w:r>
+          </w:p>
+          <w:p>
+            <w:pPr>
+              <w:tabs>
+                <w:tab w:val="left" w:pos="4413"/>
+              </w:tabs>
+              <w:rPr>
+                <w:rFonts w:ascii="Source Sans 3" w:hAnsi="Source Sans 3"/>
+                <w:sz w:val="23"/>
+                <w:szCs w:val="23"/>
+              </w:rPr>
+            </w:pPr>
+            <w:r>
+              <w:rPr>
+                <w:rFonts w:ascii="Source Sans 3" w:hAnsi="Source Sans 3"/>
+                <w:b/>
+                <w:bCs/>
+                <w:sz w:val="23"/>
+                <w:szCs w:val="23"/>
+              </w:rPr>
+              <w:t>Dylan:</w:t>
+            </w:r>
+            <w:r>
+              <w:rPr>
+                <w:rFonts w:ascii="Source Sans 3" w:hAnsi="Source Sans 3"/>
+                <w:sz w:val="23"/>
+                <w:szCs w:val="23"/>
+              </w:rPr>
+              <w:t xml:space="preserve"> That's a great idea. Then we can go to that final lecture on virtual reality applications a bit more refreshed. Once that one has finished, let's head over to that cheap Italian restaurant for something to eat. We'll be starving by then.</w:t>
+            </w:r>
+          </w:p>
+          <w:p>
+            <w:pPr>
+              <w:tabs>
+                <w:tab w:val="left" w:pos="4413"/>
+              </w:tabs>
+              <w:rPr>
+                <w:rFonts w:ascii="Source Sans 3" w:hAnsi="Source Sans 3"/>
+                <w:sz w:val="23"/>
+                <w:szCs w:val="23"/>
+              </w:rPr>
+            </w:pPr>
+            <w:r>
+              <w:rPr>
+                <w:rFonts w:ascii="Source Sans 3" w:hAnsi="Source Sans 3"/>
+                <w:b/>
+                <w:bCs/>
+                <w:sz w:val="23"/>
+                <w:szCs w:val="23"/>
+              </w:rPr>
+              <w:t>Tanya:</w:t>
+            </w:r>
+            <w:r>
+              <w:rPr>
+                <w:rFonts w:ascii="Source Sans 3" w:hAnsi="Source Sans 3"/>
+                <w:sz w:val="23"/>
+                <w:szCs w:val="23"/>
+              </w:rPr>
+              <w:t xml:space="preserve"> You're on. And it's your turn to pay.</w:t>
+            </w:r>
+          </w:p>
+        </w:tc>
+      </w:tr>
+    </w:tbl>
+    <w:p>
+      <w:pPr>
+        <w:tabs>
+          <w:tab w:val="left" w:pos="4413"/>
+        </w:tabs>
+        <w:rPr>
+          <w:rFonts w:ascii="Source Sans 3" w:hAnsi="Source Sans 3"/>
+          <w:sz w:val="23"/>
+          <w:szCs w:val="23"/>
+        </w:rPr>
+      </w:pPr>
+    </w:p>
+    <w:tbl>
+      <w:tblPr>
+        <w:tblStyle w:val="TableGrid"/>
+        <w:tblW w:w="0" w:type="auto"/>
+        <w:tblLook w:val="04A0" w:firstRow="1" w:lastRow="0" w:firstColumn="1" w:lastColumn="0" w:noHBand="0" w:noVBand="1"/>
+      </w:tblPr>
+      <w:tblGrid>
+        <w:gridCol w:w="14392"/>
+      </w:tblGrid>
+      <w:tr>
+        <w:tc>
+          <w:tcPr>
+            <w:tcW w:w="14392" w:type="dxa"/>
+          </w:tcPr>
+          <w:p>
+            <w:pPr>
+              <w:spacing w:after="160"/>
+            </w:pPr>
+            <w:r>
+              <w:rPr>
+                <w:rFonts w:ascii="Source Sans 3" w:hAnsi="Source Sans 3" w:cs="Arial"/>
+                <w:sz w:val="23"/>
+                <w:szCs w:val="23"/>
+              </w:rPr>
+              <w:t>Mindset_L</w:t>
+            </w:r>
+            <w:r>
+              <w:rPr>
+                <w:rFonts w:ascii="Source Sans 3" w:hAnsi="Source Sans 3" w:cs="Arial"/>
+                <w:sz w:val="23"/>
+                <w:szCs w:val="23"/>
+              </w:rPr>
+              <w:t>3</w:t>
+            </w:r>
+            <w:r>
+              <w:rPr>
+                <w:rFonts w:ascii="Source Sans 3" w:hAnsi="Source Sans 3" w:cs="Arial"/>
+                <w:sz w:val="23"/>
+                <w:szCs w:val="23"/>
+              </w:rPr>
+              <w:t>_58.mp3</w:t>
+            </w:r>
+          </w:p>
+        </w:tc>
+      </w:tr>
+      <w:tr>
+        <w:tc>
+          <w:tcPr>
+            <w:tcW w:w="14392" w:type="dxa"/>
+          </w:tcPr>
+          <w:p>
+            <w:pPr>
+              <w:tabs>
+                <w:tab w:val="left" w:pos="4413"/>
+              </w:tabs>
+              <w:rPr>
+                <w:rFonts w:ascii="Source Sans 3" w:hAnsi="Source Sans 3"/>
+                <w:sz w:val="23"/>
+                <w:szCs w:val="23"/>
+              </w:rPr>
+            </w:pPr>
+            <w:r>
+              <w:rPr>
+                <w:rFonts w:ascii="Source Sans 3" w:hAnsi="Source Sans 3"/>
+                <w:sz w:val="23"/>
+                <w:szCs w:val="23"/>
+              </w:rPr>
+              <w:t xml:space="preserve">Let's begin our talk with a few general points. The first one is </w:t>
+            </w:r>
+            <w:proofErr w:type="gramStart"/>
+            <w:r>
+              <w:rPr>
+                <w:rFonts w:ascii="Source Sans 3" w:hAnsi="Source Sans 3"/>
+                <w:sz w:val="23"/>
+                <w:szCs w:val="23"/>
+                <w:u w:val="single"/>
+              </w:rPr>
+              <w:t>know</w:t>
+            </w:r>
+            <w:proofErr w:type="gramEnd"/>
+            <w:r>
+              <w:rPr>
+                <w:rFonts w:ascii="Source Sans 3" w:hAnsi="Source Sans 3"/>
+                <w:sz w:val="23"/>
+                <w:szCs w:val="23"/>
+                <w:u w:val="single"/>
+              </w:rPr>
+              <w:t xml:space="preserve"> your audience</w:t>
+            </w:r>
+            <w:r>
+              <w:rPr>
+                <w:rFonts w:ascii="Source Sans 3" w:hAnsi="Source Sans 3"/>
+                <w:sz w:val="23"/>
+                <w:szCs w:val="23"/>
+              </w:rPr>
+              <w:t xml:space="preserve">. By that I mean, are they older or younger viewers, where are they from, what are their values, ideas or beliefs, what level of education do they have? The reason we try to find out as much as possible about the audience is that </w:t>
+            </w:r>
+            <w:r>
+              <w:rPr>
+                <w:rFonts w:ascii="Source Sans 3" w:hAnsi="Source Sans 3"/>
+                <w:sz w:val="23"/>
+                <w:szCs w:val="23"/>
+                <w:u w:val="single"/>
+              </w:rPr>
+              <w:t>we want to interest them</w:t>
+            </w:r>
+            <w:r>
+              <w:rPr>
+                <w:rFonts w:ascii="Source Sans 3" w:hAnsi="Source Sans 3"/>
+                <w:sz w:val="23"/>
+                <w:szCs w:val="23"/>
+              </w:rPr>
+              <w:t xml:space="preserve">. If they can't engage with or relate to the stories we choose or how we present them, </w:t>
+            </w:r>
+            <w:r>
+              <w:rPr>
+                <w:rFonts w:ascii="Source Sans 3" w:hAnsi="Source Sans 3"/>
+                <w:sz w:val="23"/>
+                <w:szCs w:val="23"/>
+                <w:u w:val="single"/>
+              </w:rPr>
+              <w:t>they'll choose another news channel</w:t>
+            </w:r>
+            <w:r>
+              <w:rPr>
+                <w:rFonts w:ascii="Source Sans 3" w:hAnsi="Source Sans 3"/>
+                <w:sz w:val="23"/>
+                <w:szCs w:val="23"/>
+              </w:rPr>
+              <w:t xml:space="preserve">. The same story can be presented in different ways for different audiences. So, for example, if there's an oil spill into the sea, will our audience </w:t>
+            </w:r>
+            <w:r>
+              <w:rPr>
+                <w:rFonts w:ascii="Source Sans 3" w:hAnsi="Source Sans 3"/>
+                <w:sz w:val="23"/>
+                <w:szCs w:val="23"/>
+                <w:u w:val="single"/>
+              </w:rPr>
+              <w:t>be more concerned about the environmental or the economic consequences?</w:t>
             </w:r>
           </w:p>
         </w:tc>
@@ -831,6 +1255,7 @@
   <w:style w:type="character" w:default="1" w:styleId="DefaultParagraphFont">
     <w:name w:val="Default Paragraph Font"/>
     <w:uiPriority w:val="1"/>
+    <w:semiHidden/>
     <w:unhideWhenUsed/>
   </w:style>
   <w:style w:type="table" w:default="1" w:styleId="TableNormal">

--- a/assets/data/Mindset 03/Mindset3- Audio Scripts.docx
+++ b/assets/data/Mindset 03/Mindset3- Audio Scripts.docx
@@ -29,7 +29,7 @@
                 <w:sz w:val="23"/>
                 <w:szCs w:val="23"/>
               </w:rPr>
-              <w:t>MindsetIELTS_L3_02.mp3</w:t>
+              <w:t>Mindset_L3_02.mp3</w:t>
             </w:r>
           </w:p>
         </w:tc>
@@ -1643,128 +1643,26 @@
           </w:tcPr>
           <w:p>
             <w:pPr>
-              <w:pStyle w:val="NotSpoken"/>
-              <w:rPr>
-                <w:rStyle w:val="NotSpokenChar"/>
-                <w:i/>
-                <w:iCs/>
-              </w:rPr>
-            </w:pPr>
-            <w:r>
-              <w:rPr>
-                <w:rStyle w:val="NotSpokenChar"/>
-                <w:i/>
-                <w:iCs/>
-              </w:rPr>
-              <w:t>You will hear a conversation between an employee at a removals company and a man who is planning to move to London.</w:t>
-            </w:r>
-          </w:p>
-          <w:p>
-            <w:pPr>
-              <w:pStyle w:val="NotSpoken"/>
-              <w:rPr>
-                <w:rStyle w:val="NotSpokenChar"/>
-                <w:i/>
-                <w:iCs/>
-              </w:rPr>
-            </w:pPr>
-            <w:proofErr w:type="gramStart"/>
-            <w:r>
-              <w:rPr>
-                <w:rStyle w:val="NotSpokenChar"/>
-                <w:i/>
-                <w:iCs/>
-              </w:rPr>
-              <w:t>First</w:t>
-            </w:r>
-            <w:proofErr w:type="gramEnd"/>
-            <w:r>
-              <w:rPr>
-                <w:rStyle w:val="NotSpokenChar"/>
-                <w:i/>
-                <w:iCs/>
-              </w:rPr>
-              <w:t xml:space="preserve"> you have some time to look at questions 1 to 6.</w:t>
-            </w:r>
-          </w:p>
-          <w:p>
-            <w:pPr>
-              <w:pStyle w:val="NotSpoken"/>
-              <w:rPr>
-                <w:rStyle w:val="NotSpokenChar"/>
-                <w:i/>
-                <w:iCs/>
-              </w:rPr>
-            </w:pPr>
-            <w:r>
-              <w:rPr>
-                <w:rStyle w:val="NotSpokenChar"/>
-                <w:i/>
-                <w:iCs/>
-              </w:rPr>
-              <w:t>[pause]</w:t>
-            </w:r>
-          </w:p>
-          <w:p>
-            <w:pPr>
-              <w:pStyle w:val="NotSpoken"/>
-              <w:rPr>
-                <w:rStyle w:val="NotSpokenChar"/>
-                <w:i/>
-                <w:iCs/>
-              </w:rPr>
-            </w:pPr>
-            <w:r>
-              <w:rPr>
-                <w:rStyle w:val="NotSpokenChar"/>
-                <w:i/>
-                <w:iCs/>
-              </w:rPr>
-              <w:t>Now listen carefully and answer questions 1 to 6.</w:t>
-            </w:r>
-          </w:p>
-          <w:p>
-            <w:pPr>
               <w:tabs>
                 <w:tab w:val="left" w:pos="4413"/>
               </w:tabs>
               <w:rPr>
-                <w:rStyle w:val="NotSpokenChar"/>
-                <w:b w:val="0"/>
-                <w:bCs w:val="0"/>
-              </w:rPr>
-            </w:pPr>
-            <w:r>
-              <w:rPr>
-                <w:rStyle w:val="NotSpokenChar"/>
-              </w:rPr>
-              <w:t xml:space="preserve">Woman: </w:t>
-            </w:r>
-            <w:r>
-              <w:rPr>
-                <w:rStyle w:val="NotSpokenChar"/>
-                <w:b w:val="0"/>
-                <w:bCs w:val="0"/>
-              </w:rPr>
-              <w:t xml:space="preserve">Good afternoon, </w:t>
-            </w:r>
-            <w:proofErr w:type="gramStart"/>
-            <w:r>
-              <w:rPr>
-                <w:rStyle w:val="NotSpokenChar"/>
-                <w:b w:val="0"/>
-                <w:bCs w:val="0"/>
-              </w:rPr>
-              <w:t>We</w:t>
-            </w:r>
-            <w:proofErr w:type="gramEnd"/>
-            <w:r>
-              <w:rPr>
-                <w:rStyle w:val="NotSpokenChar"/>
-                <w:b w:val="0"/>
-                <w:bCs w:val="0"/>
-              </w:rPr>
-              <w:t>-Move-U, how can I help you?</w:t>
+                <w:rFonts w:ascii="Source Sans 3" w:hAnsi="Source Sans 3"/>
+                <w:i/>
+                <w:iCs/>
+                <w:sz w:val="23"/>
+                <w:szCs w:val="23"/>
+              </w:rPr>
+            </w:pPr>
+            <w:r>
+              <w:rPr>
+                <w:rFonts w:ascii="Source Sans 3" w:hAnsi="Source Sans 3"/>
+                <w:i/>
+                <w:iCs/>
+                <w:sz w:val="23"/>
+                <w:szCs w:val="23"/>
+              </w:rPr>
+              <w:t>You will hear a conversation between an employee at a removals company and a man who is planning to move to London.</w:t>
             </w:r>
           </w:p>
           <w:p>
@@ -1773,24 +1671,34 @@
                 <w:tab w:val="left" w:pos="4413"/>
               </w:tabs>
               <w:rPr>
-                <w:rStyle w:val="NotSpokenChar"/>
-                <w:b w:val="0"/>
-                <w:bCs w:val="0"/>
-              </w:rPr>
-            </w:pPr>
-            <w:r>
-              <w:rPr>
-                <w:rStyle w:val="NotSpokenChar"/>
-              </w:rPr>
-              <w:t xml:space="preserve">Man: </w:t>
-            </w:r>
-            <w:r>
-              <w:rPr>
-                <w:rStyle w:val="NotSpokenChar"/>
-                <w:b w:val="0"/>
-                <w:bCs w:val="0"/>
-              </w:rPr>
-              <w:t>Hello, there. I'd like some help with my move to London. I'm currently living a long way away in the southwest of the UK. Is that an area you cover?</w:t>
+                <w:rFonts w:ascii="Source Sans 3" w:hAnsi="Source Sans 3"/>
+                <w:i/>
+                <w:iCs/>
+                <w:sz w:val="23"/>
+                <w:szCs w:val="23"/>
+              </w:rPr>
+            </w:pPr>
+            <w:proofErr w:type="gramStart"/>
+            <w:r>
+              <w:rPr>
+                <w:rFonts w:ascii="Source Sans 3" w:hAnsi="Source Sans 3"/>
+                <w:i/>
+                <w:iCs/>
+                <w:sz w:val="23"/>
+                <w:szCs w:val="23"/>
+              </w:rPr>
+              <w:t>First</w:t>
+            </w:r>
+            <w:proofErr w:type="gramEnd"/>
+            <w:r>
+              <w:rPr>
+                <w:rFonts w:ascii="Source Sans 3" w:hAnsi="Source Sans 3"/>
+                <w:i/>
+                <w:iCs/>
+                <w:sz w:val="23"/>
+                <w:szCs w:val="23"/>
+              </w:rPr>
+              <w:t xml:space="preserve"> you have some time to look at questions 1 to 6.</w:t>
             </w:r>
           </w:p>
           <w:p>
@@ -1799,24 +1707,22 @@
                 <w:tab w:val="left" w:pos="4413"/>
               </w:tabs>
               <w:rPr>
-                <w:rStyle w:val="NotSpokenChar"/>
-                <w:b w:val="0"/>
-                <w:bCs w:val="0"/>
-              </w:rPr>
-            </w:pPr>
-            <w:r>
-              <w:rPr>
-                <w:rStyle w:val="NotSpokenChar"/>
-              </w:rPr>
-              <w:t xml:space="preserve">Woman: </w:t>
-            </w:r>
-            <w:r>
-              <w:rPr>
-                <w:rStyle w:val="NotSpokenChar"/>
-                <w:b w:val="0"/>
-                <w:bCs w:val="0"/>
-              </w:rPr>
-              <w:t>Yes, we cover all of the UK, so that's no problem. Can I take your name first, please?</w:t>
+                <w:rFonts w:ascii="Source Sans 3" w:hAnsi="Source Sans 3"/>
+                <w:i/>
+                <w:iCs/>
+                <w:sz w:val="23"/>
+                <w:szCs w:val="23"/>
+              </w:rPr>
+            </w:pPr>
+            <w:r>
+              <w:rPr>
+                <w:rFonts w:ascii="Source Sans 3" w:hAnsi="Source Sans 3"/>
+                <w:i/>
+                <w:iCs/>
+                <w:sz w:val="23"/>
+                <w:szCs w:val="23"/>
+              </w:rPr>
+              <w:t>[pause]</w:t>
             </w:r>
           </w:p>
           <w:p>
@@ -1826,41 +1732,21 @@
               </w:tabs>
               <w:rPr>
                 <w:rFonts w:ascii="Source Sans 3" w:hAnsi="Source Sans 3"/>
-                <w:sz w:val="23"/>
-                <w:szCs w:val="23"/>
-              </w:rPr>
-            </w:pPr>
-            <w:r>
-              <w:rPr>
-                <w:rStyle w:val="NotSpokenChar"/>
-              </w:rPr>
-              <w:t xml:space="preserve">Man: </w:t>
-            </w:r>
-            <w:r>
-              <w:rPr>
-                <w:rFonts w:ascii="Source Sans 3" w:hAnsi="Source Sans 3"/>
-                <w:sz w:val="23"/>
-                <w:szCs w:val="23"/>
-              </w:rPr>
-              <w:t xml:space="preserve">Yes, it's </w:t>
-            </w:r>
-            <w:proofErr w:type="spellStart"/>
-            <w:r>
-              <w:rPr>
-                <w:rFonts w:ascii="Source Sans 3" w:hAnsi="Source Sans 3"/>
-                <w:sz w:val="23"/>
-                <w:szCs w:val="23"/>
-              </w:rPr>
-              <w:t>Mr</w:t>
-            </w:r>
-            <w:proofErr w:type="spellEnd"/>
-            <w:r>
-              <w:rPr>
-                <w:rFonts w:ascii="Source Sans 3" w:hAnsi="Source Sans 3"/>
-                <w:sz w:val="23"/>
-                <w:szCs w:val="23"/>
-              </w:rPr>
-              <w:t xml:space="preserve"> David Cottenham.</w:t>
+                <w:i/>
+                <w:iCs/>
+                <w:sz w:val="23"/>
+                <w:szCs w:val="23"/>
+              </w:rPr>
+            </w:pPr>
+            <w:r>
+              <w:rPr>
+                <w:rFonts w:ascii="Source Sans 3" w:hAnsi="Source Sans 3"/>
+                <w:i/>
+                <w:iCs/>
+                <w:sz w:val="23"/>
+                <w:szCs w:val="23"/>
+              </w:rPr>
+              <w:t>Now listen carefully and answer questions 1 to 6.</w:t>
             </w:r>
           </w:p>
           <w:p>
@@ -1878,15 +1764,40 @@
               <w:rPr>
                 <w:rStyle w:val="NotSpokenChar"/>
               </w:rPr>
-              <w:t xml:space="preserve">Woman: </w:t>
-            </w:r>
-            <w:r>
-              <w:rPr>
-                <w:rFonts w:ascii="Source Sans 3" w:hAnsi="Source Sans 3"/>
-                <w:sz w:val="23"/>
-                <w:szCs w:val="23"/>
-              </w:rPr>
-              <w:t>C-O-T-N-A-M?</w:t>
+              <w:t>Woman</w:t>
+            </w:r>
+            <w:r>
+              <w:rPr>
+                <w:b/>
+                <w:bCs/>
+              </w:rPr>
+              <w:t xml:space="preserve">: </w:t>
+            </w:r>
+            <w:r>
+              <w:rPr>
+                <w:rFonts w:ascii="Source Sans 3" w:hAnsi="Source Sans 3"/>
+                <w:sz w:val="23"/>
+                <w:szCs w:val="23"/>
+              </w:rPr>
+              <w:t xml:space="preserve">Good afternoon, </w:t>
+            </w:r>
+            <w:proofErr w:type="gramStart"/>
+            <w:r>
+              <w:rPr>
+                <w:rFonts w:ascii="Source Sans 3" w:hAnsi="Source Sans 3"/>
+                <w:sz w:val="23"/>
+                <w:szCs w:val="23"/>
+              </w:rPr>
+              <w:t>We</w:t>
+            </w:r>
+            <w:proofErr w:type="gramEnd"/>
+            <w:r>
+              <w:rPr>
+                <w:rFonts w:ascii="Source Sans 3" w:hAnsi="Source Sans 3"/>
+                <w:sz w:val="23"/>
+                <w:szCs w:val="23"/>
+              </w:rPr>
+              <w:t>-Move-U, how can I help you?</w:t>
             </w:r>
           </w:p>
           <w:p>
@@ -1904,24 +1815,22 @@
               <w:rPr>
                 <w:rStyle w:val="NotSpokenChar"/>
               </w:rPr>
-              <w:t xml:space="preserve">Man: </w:t>
-            </w:r>
-            <w:r>
-              <w:rPr>
-                <w:rFonts w:ascii="Source Sans 3" w:hAnsi="Source Sans 3"/>
-                <w:sz w:val="23"/>
-                <w:szCs w:val="23"/>
-              </w:rPr>
-              <w:t xml:space="preserve">No, it's </w:t>
-            </w:r>
-            <w:r>
-              <w:rPr>
-                <w:rFonts w:ascii="Source Sans 3" w:hAnsi="Source Sans 3"/>
-                <w:sz w:val="23"/>
-                <w:szCs w:val="23"/>
-                <w:u w:val="single"/>
-              </w:rPr>
-              <w:t>C-O-T-T-E-N-H-A-M.</w:t>
+              <w:t>Man</w:t>
+            </w:r>
+            <w:r>
+              <w:rPr>
+                <w:b/>
+                <w:bCs/>
+              </w:rPr>
+              <w:t xml:space="preserve">: </w:t>
+            </w:r>
+            <w:r>
+              <w:rPr>
+                <w:rFonts w:ascii="Source Sans 3" w:hAnsi="Source Sans 3"/>
+                <w:sz w:val="23"/>
+                <w:szCs w:val="23"/>
+              </w:rPr>
+              <w:t>Hello, there. I'd like some help with my move to London. I'm currently living a long way away in the southwest of the UK. Is that an area you cover?</w:t>
             </w:r>
           </w:p>
           <w:p>
@@ -1929,43 +1838,22 @@
               <w:tabs>
                 <w:tab w:val="left" w:pos="4413"/>
               </w:tabs>
-              <w:rPr>
-                <w:rFonts w:ascii="Source Sans 3" w:hAnsi="Source Sans 3"/>
-                <w:sz w:val="23"/>
-                <w:szCs w:val="23"/>
-              </w:rPr>
-            </w:pPr>
-            <w:r>
-              <w:rPr>
-                <w:rStyle w:val="NotSpokenChar"/>
-              </w:rPr>
-              <w:t xml:space="preserve">Woman: </w:t>
-            </w:r>
-            <w:r>
-              <w:rPr>
-                <w:rFonts w:ascii="Source Sans 3" w:hAnsi="Source Sans 3"/>
-                <w:sz w:val="23"/>
-                <w:szCs w:val="23"/>
-              </w:rPr>
-              <w:t xml:space="preserve">OK, </w:t>
-            </w:r>
-            <w:proofErr w:type="spellStart"/>
-            <w:r>
-              <w:rPr>
-                <w:rFonts w:ascii="Source Sans 3" w:hAnsi="Source Sans 3"/>
-                <w:sz w:val="23"/>
-                <w:szCs w:val="23"/>
-              </w:rPr>
-              <w:t>Mr</w:t>
-            </w:r>
-            <w:proofErr w:type="spellEnd"/>
-            <w:r>
-              <w:rPr>
-                <w:rFonts w:ascii="Source Sans 3" w:hAnsi="Source Sans 3"/>
-                <w:sz w:val="23"/>
-                <w:szCs w:val="23"/>
-              </w:rPr>
-              <w:t xml:space="preserve"> Cottenham, you said that you live in the southwest...</w:t>
+            </w:pPr>
+            <w:r>
+              <w:rPr>
+                <w:rStyle w:val="NotSpokenChar"/>
+              </w:rPr>
+              <w:t>Woman</w:t>
+            </w:r>
+            <w:r>
+              <w:rPr>
+                <w:b/>
+                <w:bCs/>
+              </w:rPr>
+              <w:t xml:space="preserve">: </w:t>
+            </w:r>
+            <w:r>
+              <w:t>Yes, we cover all of the UK, so that's no problem. Can I take your name first, please?</w:t>
             </w:r>
           </w:p>
           <w:p>
@@ -1983,15 +1871,22 @@
               <w:rPr>
                 <w:rStyle w:val="NotSpokenChar"/>
               </w:rPr>
-              <w:t xml:space="preserve">Man: </w:t>
-            </w:r>
-            <w:r>
-              <w:rPr>
-                <w:rFonts w:ascii="Source Sans 3" w:hAnsi="Source Sans 3"/>
-                <w:sz w:val="23"/>
-                <w:szCs w:val="23"/>
-              </w:rPr>
-              <w:t xml:space="preserve">Yes, at 4 West Cottages in </w:t>
+              <w:t>Man</w:t>
+            </w:r>
+            <w:r>
+              <w:rPr>
+                <w:b/>
+                <w:bCs/>
+              </w:rPr>
+              <w:t xml:space="preserve">: </w:t>
+            </w:r>
+            <w:r>
+              <w:rPr>
+                <w:rFonts w:ascii="Source Sans 3" w:hAnsi="Source Sans 3"/>
+                <w:sz w:val="23"/>
+                <w:szCs w:val="23"/>
+              </w:rPr>
+              <w:t xml:space="preserve">Yes, it's </w:t>
             </w:r>
             <w:proofErr w:type="spellStart"/>
             <w:r>
@@ -2000,7 +1895,7 @@
                 <w:sz w:val="23"/>
                 <w:szCs w:val="23"/>
               </w:rPr>
-              <w:t>Humblington</w:t>
+              <w:t>Mr</w:t>
             </w:r>
             <w:proofErr w:type="spellEnd"/>
             <w:r>
@@ -2009,7 +1904,7 @@
                 <w:sz w:val="23"/>
                 <w:szCs w:val="23"/>
               </w:rPr>
-              <w:t>. It's a small town near Exton. Well, it's more of a village really.</w:t>
+              <w:t xml:space="preserve"> David Cottenham.</w:t>
             </w:r>
           </w:p>
           <w:p>
@@ -2027,15 +1922,22 @@
               <w:rPr>
                 <w:rStyle w:val="NotSpokenChar"/>
               </w:rPr>
-              <w:t xml:space="preserve">Woman: </w:t>
-            </w:r>
-            <w:r>
-              <w:rPr>
-                <w:rFonts w:ascii="Source Sans 3" w:hAnsi="Source Sans 3"/>
-                <w:sz w:val="23"/>
-                <w:szCs w:val="23"/>
-              </w:rPr>
-              <w:t>Mm-hm, and the postcode there, please, so I can look up exactly where you are?</w:t>
+              <w:t>Woman</w:t>
+            </w:r>
+            <w:r>
+              <w:rPr>
+                <w:b/>
+                <w:bCs/>
+              </w:rPr>
+              <w:t xml:space="preserve">: </w:t>
+            </w:r>
+            <w:r>
+              <w:rPr>
+                <w:rFonts w:ascii="Source Sans 3" w:hAnsi="Source Sans 3"/>
+                <w:sz w:val="23"/>
+                <w:szCs w:val="23"/>
+              </w:rPr>
+              <w:t>C-O-T-N-A-M?</w:t>
             </w:r>
           </w:p>
           <w:p>
@@ -2053,17 +1955,39 @@
               <w:rPr>
                 <w:rStyle w:val="NotSpokenChar"/>
               </w:rPr>
-              <w:lastRenderedPageBreak/>
-              <w:t xml:space="preserve">Man: </w:t>
-            </w:r>
-            <w:r>
-              <w:rPr>
-                <w:rFonts w:ascii="Source Sans 3" w:hAnsi="Source Sans 3"/>
-                <w:sz w:val="23"/>
-                <w:szCs w:val="23"/>
-                <w:u w:val="single"/>
-              </w:rPr>
-              <w:t>DV12 8HА.</w:t>
+              <w:t>Man</w:t>
+            </w:r>
+            <w:r>
+              <w:rPr>
+                <w:b/>
+                <w:bCs/>
+              </w:rPr>
+              <w:t xml:space="preserve">: </w:t>
+            </w:r>
+            <w:r>
+              <w:rPr>
+                <w:rFonts w:ascii="Source Sans 3" w:hAnsi="Source Sans 3"/>
+                <w:sz w:val="23"/>
+                <w:szCs w:val="23"/>
+              </w:rPr>
+              <w:t xml:space="preserve">No, it's </w:t>
+            </w:r>
+            <w:r>
+              <w:rPr>
+                <w:rFonts w:ascii="Source Sans 3" w:hAnsi="Source Sans 3"/>
+                <w:sz w:val="23"/>
+                <w:szCs w:val="23"/>
+                <w:u w:val="single"/>
+              </w:rPr>
+              <w:t>C-O-T-T-E-N-H-A-M</w:t>
+            </w:r>
+            <w:r>
+              <w:rPr>
+                <w:rFonts w:ascii="Source Sans 3" w:hAnsi="Source Sans 3"/>
+                <w:sz w:val="23"/>
+                <w:szCs w:val="23"/>
+              </w:rPr>
+              <w:t>.</w:t>
             </w:r>
           </w:p>
           <w:p>
@@ -2081,15 +2005,40 @@
               <w:rPr>
                 <w:rStyle w:val="NotSpokenChar"/>
               </w:rPr>
-              <w:t xml:space="preserve">Woman: </w:t>
-            </w:r>
-            <w:r>
-              <w:rPr>
-                <w:rFonts w:ascii="Source Sans 3" w:hAnsi="Source Sans 3"/>
-                <w:sz w:val="23"/>
-                <w:szCs w:val="23"/>
-              </w:rPr>
-              <w:t>OK, I've found your home on the system here. My goodness, that's very much in the countryside, isn't it?</w:t>
+              <w:t>Woman</w:t>
+            </w:r>
+            <w:r>
+              <w:rPr>
+                <w:b/>
+                <w:bCs/>
+              </w:rPr>
+              <w:t xml:space="preserve">: </w:t>
+            </w:r>
+            <w:r>
+              <w:rPr>
+                <w:rFonts w:ascii="Source Sans 3" w:hAnsi="Source Sans 3"/>
+                <w:sz w:val="23"/>
+                <w:szCs w:val="23"/>
+              </w:rPr>
+              <w:t xml:space="preserve">OK, </w:t>
+            </w:r>
+            <w:proofErr w:type="spellStart"/>
+            <w:r>
+              <w:rPr>
+                <w:rFonts w:ascii="Source Sans 3" w:hAnsi="Source Sans 3"/>
+                <w:sz w:val="23"/>
+                <w:szCs w:val="23"/>
+              </w:rPr>
+              <w:t>Mr</w:t>
+            </w:r>
+            <w:proofErr w:type="spellEnd"/>
+            <w:r>
+              <w:rPr>
+                <w:rFonts w:ascii="Source Sans 3" w:hAnsi="Source Sans 3"/>
+                <w:sz w:val="23"/>
+                <w:szCs w:val="23"/>
+              </w:rPr>
+              <w:t xml:space="preserve"> Cottenham, you said that you live in the southwest...</w:t>
             </w:r>
           </w:p>
           <w:p>
@@ -2107,15 +2056,40 @@
               <w:rPr>
                 <w:rStyle w:val="NotSpokenChar"/>
               </w:rPr>
-              <w:t xml:space="preserve">Man: </w:t>
-            </w:r>
-            <w:r>
-              <w:rPr>
-                <w:rFonts w:ascii="Source Sans 3" w:hAnsi="Source Sans 3"/>
-                <w:sz w:val="23"/>
-                <w:szCs w:val="23"/>
-              </w:rPr>
-              <w:t>Yes, it is. London's going to be a bit of a shock for me. It's so crowded.</w:t>
+              <w:t>Man</w:t>
+            </w:r>
+            <w:r>
+              <w:rPr>
+                <w:b/>
+                <w:bCs/>
+              </w:rPr>
+              <w:t xml:space="preserve">: </w:t>
+            </w:r>
+            <w:r>
+              <w:rPr>
+                <w:rFonts w:ascii="Source Sans 3" w:hAnsi="Source Sans 3"/>
+                <w:sz w:val="23"/>
+                <w:szCs w:val="23"/>
+              </w:rPr>
+              <w:t xml:space="preserve">Yes, at 4 West Cottages in </w:t>
+            </w:r>
+            <w:proofErr w:type="spellStart"/>
+            <w:r>
+              <w:rPr>
+                <w:rFonts w:ascii="Source Sans 3" w:hAnsi="Source Sans 3"/>
+                <w:sz w:val="23"/>
+                <w:szCs w:val="23"/>
+              </w:rPr>
+              <w:t>Humblington</w:t>
+            </w:r>
+            <w:proofErr w:type="spellEnd"/>
+            <w:r>
+              <w:rPr>
+                <w:rFonts w:ascii="Source Sans 3" w:hAnsi="Source Sans 3"/>
+                <w:sz w:val="23"/>
+                <w:szCs w:val="23"/>
+              </w:rPr>
+              <w:t>. It's a small town near Exton. Well, it's more of a village really.</w:t>
             </w:r>
           </w:p>
           <w:p>
@@ -2133,15 +2107,22 @@
               <w:rPr>
                 <w:rStyle w:val="NotSpokenChar"/>
               </w:rPr>
-              <w:t xml:space="preserve">Woman: </w:t>
-            </w:r>
-            <w:r>
-              <w:rPr>
-                <w:rFonts w:ascii="Source Sans 3" w:hAnsi="Source Sans 3"/>
-                <w:sz w:val="23"/>
-                <w:szCs w:val="23"/>
-              </w:rPr>
-              <w:t>Well, it can be, but it depends where you live. What address are you moving to?</w:t>
+              <w:t>Woman</w:t>
+            </w:r>
+            <w:r>
+              <w:rPr>
+                <w:b/>
+                <w:bCs/>
+              </w:rPr>
+              <w:t xml:space="preserve">: </w:t>
+            </w:r>
+            <w:r>
+              <w:rPr>
+                <w:rFonts w:ascii="Source Sans 3" w:hAnsi="Source Sans 3"/>
+                <w:sz w:val="23"/>
+                <w:szCs w:val="23"/>
+              </w:rPr>
+              <w:t>Mm-hm, and the postcode there, please, so I can look up exactly where you are?</w:t>
             </w:r>
           </w:p>
           <w:p>
@@ -2159,51 +2140,32 @@
               <w:rPr>
                 <w:rStyle w:val="NotSpokenChar"/>
               </w:rPr>
-              <w:t xml:space="preserve">Man: </w:t>
-            </w:r>
-            <w:r>
-              <w:rPr>
-                <w:rFonts w:ascii="Source Sans 3" w:hAnsi="Source Sans 3"/>
-                <w:sz w:val="23"/>
-                <w:szCs w:val="23"/>
-              </w:rPr>
-              <w:t xml:space="preserve">8b </w:t>
-            </w:r>
-            <w:proofErr w:type="spellStart"/>
-            <w:r>
-              <w:rPr>
-                <w:rFonts w:ascii="Source Sans 3" w:hAnsi="Source Sans 3"/>
-                <w:sz w:val="23"/>
-                <w:szCs w:val="23"/>
-              </w:rPr>
-              <w:t>Greenend</w:t>
-            </w:r>
-            <w:proofErr w:type="spellEnd"/>
-            <w:r>
-              <w:rPr>
-                <w:rFonts w:ascii="Source Sans 3" w:hAnsi="Source Sans 3"/>
-                <w:sz w:val="23"/>
-                <w:szCs w:val="23"/>
-              </w:rPr>
-              <w:t xml:space="preserve"> Road, E19 4RR. '</w:t>
-            </w:r>
-            <w:proofErr w:type="spellStart"/>
-            <w:r>
-              <w:rPr>
-                <w:rFonts w:ascii="Source Sans 3" w:hAnsi="Source Sans 3"/>
-                <w:sz w:val="23"/>
-                <w:szCs w:val="23"/>
-              </w:rPr>
-              <w:t>Greenend</w:t>
-            </w:r>
-            <w:proofErr w:type="spellEnd"/>
-            <w:r>
-              <w:rPr>
-                <w:rFonts w:ascii="Source Sans 3" w:hAnsi="Source Sans 3"/>
-                <w:sz w:val="23"/>
-                <w:szCs w:val="23"/>
-              </w:rPr>
-              <w:t>' is one word.</w:t>
+              <w:lastRenderedPageBreak/>
+              <w:t>Man</w:t>
+            </w:r>
+            <w:r>
+              <w:rPr>
+                <w:b/>
+                <w:bCs/>
+              </w:rPr>
+              <w:t xml:space="preserve">: </w:t>
+            </w:r>
+            <w:r>
+              <w:rPr>
+                <w:rFonts w:ascii="Source Sans 3" w:hAnsi="Source Sans 3"/>
+                <w:sz w:val="23"/>
+                <w:szCs w:val="23"/>
+                <w:u w:val="single"/>
+              </w:rPr>
+              <w:t>DV12 8HА</w:t>
+            </w:r>
+            <w:r>
+              <w:rPr>
+                <w:rFonts w:ascii="Source Sans 3" w:hAnsi="Source Sans 3"/>
+                <w:sz w:val="23"/>
+                <w:szCs w:val="23"/>
+              </w:rPr>
+              <w:t>.</w:t>
             </w:r>
           </w:p>
           <w:p>
@@ -2221,15 +2183,22 @@
               <w:rPr>
                 <w:rStyle w:val="NotSpokenChar"/>
               </w:rPr>
-              <w:t xml:space="preserve">Woman: </w:t>
-            </w:r>
-            <w:r>
-              <w:rPr>
-                <w:rFonts w:ascii="Source Sans 3" w:hAnsi="Source Sans 3"/>
-                <w:sz w:val="23"/>
-                <w:szCs w:val="23"/>
-              </w:rPr>
-              <w:t>Well, that area's one of the quieter parts of London, at least. Not as busy as other places, certainly. When are you looking to move?</w:t>
+              <w:t>Woman</w:t>
+            </w:r>
+            <w:r>
+              <w:rPr>
+                <w:b/>
+                <w:bCs/>
+              </w:rPr>
+              <w:t xml:space="preserve">: </w:t>
+            </w:r>
+            <w:r>
+              <w:rPr>
+                <w:rFonts w:ascii="Source Sans 3" w:hAnsi="Source Sans 3"/>
+                <w:sz w:val="23"/>
+                <w:szCs w:val="23"/>
+              </w:rPr>
+              <w:t>OK, I've found your home on the system here. My goodness, that's very much in the countryside, isn't it?</w:t>
             </w:r>
           </w:p>
           <w:p>
@@ -2247,15 +2216,22 @@
               <w:rPr>
                 <w:rStyle w:val="NotSpokenChar"/>
               </w:rPr>
-              <w:t xml:space="preserve">Man: </w:t>
-            </w:r>
-            <w:r>
-              <w:rPr>
-                <w:rFonts w:ascii="Source Sans 3" w:hAnsi="Source Sans 3"/>
-                <w:sz w:val="23"/>
-                <w:szCs w:val="23"/>
-              </w:rPr>
-              <w:t>30th August.</w:t>
+              <w:t>Man</w:t>
+            </w:r>
+            <w:r>
+              <w:rPr>
+                <w:b/>
+                <w:bCs/>
+              </w:rPr>
+              <w:t xml:space="preserve">: </w:t>
+            </w:r>
+            <w:r>
+              <w:rPr>
+                <w:rFonts w:ascii="Source Sans 3" w:hAnsi="Source Sans 3"/>
+                <w:sz w:val="23"/>
+                <w:szCs w:val="23"/>
+              </w:rPr>
+              <w:t>Yes, it is. London's going to be a bit of a shock for me. It's so crowded.</w:t>
             </w:r>
           </w:p>
           <w:p>
@@ -2273,33 +2249,22 @@
               <w:rPr>
                 <w:rStyle w:val="NotSpokenChar"/>
               </w:rPr>
-              <w:t xml:space="preserve">Woman: </w:t>
-            </w:r>
-            <w:r>
-              <w:rPr>
-                <w:rFonts w:ascii="Source Sans 3" w:hAnsi="Source Sans 3"/>
-                <w:sz w:val="23"/>
-                <w:szCs w:val="23"/>
-              </w:rPr>
-              <w:t xml:space="preserve">That's good for us. People are on their summer </w:t>
-            </w:r>
-            <w:proofErr w:type="gramStart"/>
-            <w:r>
-              <w:rPr>
-                <w:rFonts w:ascii="Source Sans 3" w:hAnsi="Source Sans 3"/>
-                <w:sz w:val="23"/>
-                <w:szCs w:val="23"/>
-              </w:rPr>
-              <w:t>holidays,</w:t>
-            </w:r>
-            <w:proofErr w:type="gramEnd"/>
-            <w:r>
-              <w:rPr>
-                <w:rFonts w:ascii="Source Sans 3" w:hAnsi="Source Sans 3"/>
-                <w:sz w:val="23"/>
-                <w:szCs w:val="23"/>
-              </w:rPr>
-              <w:t xml:space="preserve"> children aren't at school... so there's less traffic on the roads. What sort of time are you thinking of leaving?</w:t>
+              <w:t>Woman</w:t>
+            </w:r>
+            <w:r>
+              <w:rPr>
+                <w:b/>
+                <w:bCs/>
+              </w:rPr>
+              <w:t xml:space="preserve">: </w:t>
+            </w:r>
+            <w:r>
+              <w:rPr>
+                <w:rFonts w:ascii="Source Sans 3" w:hAnsi="Source Sans 3"/>
+                <w:sz w:val="23"/>
+                <w:szCs w:val="23"/>
+              </w:rPr>
+              <w:t>Well, it can be, but it depends where you live. What address are you moving to?</w:t>
             </w:r>
           </w:p>
           <w:p>
@@ -2317,15 +2282,58 @@
               <w:rPr>
                 <w:rStyle w:val="NotSpokenChar"/>
               </w:rPr>
-              <w:t xml:space="preserve">Man: </w:t>
-            </w:r>
-            <w:r>
-              <w:rPr>
-                <w:rFonts w:ascii="Source Sans 3" w:hAnsi="Source Sans 3"/>
-                <w:sz w:val="23"/>
-                <w:szCs w:val="23"/>
-              </w:rPr>
-              <w:t>Around half seven would be good.</w:t>
+              <w:t>Man</w:t>
+            </w:r>
+            <w:r>
+              <w:rPr>
+                <w:b/>
+                <w:bCs/>
+              </w:rPr>
+              <w:t xml:space="preserve">: </w:t>
+            </w:r>
+            <w:r>
+              <w:rPr>
+                <w:rFonts w:ascii="Source Sans 3" w:hAnsi="Source Sans 3"/>
+                <w:sz w:val="23"/>
+                <w:szCs w:val="23"/>
+              </w:rPr>
+              <w:t xml:space="preserve">8b </w:t>
+            </w:r>
+            <w:proofErr w:type="spellStart"/>
+            <w:r>
+              <w:rPr>
+                <w:rFonts w:ascii="Source Sans 3" w:hAnsi="Source Sans 3"/>
+                <w:sz w:val="23"/>
+                <w:szCs w:val="23"/>
+              </w:rPr>
+              <w:t>Greenend</w:t>
+            </w:r>
+            <w:proofErr w:type="spellEnd"/>
+            <w:r>
+              <w:rPr>
+                <w:rFonts w:ascii="Source Sans 3" w:hAnsi="Source Sans 3"/>
+                <w:sz w:val="23"/>
+                <w:szCs w:val="23"/>
+              </w:rPr>
+              <w:t xml:space="preserve"> Road, E19 4RR. '</w:t>
+            </w:r>
+            <w:proofErr w:type="spellStart"/>
+            <w:r>
+              <w:rPr>
+                <w:rFonts w:ascii="Source Sans 3" w:hAnsi="Source Sans 3"/>
+                <w:sz w:val="23"/>
+                <w:szCs w:val="23"/>
+              </w:rPr>
+              <w:t>Greenend</w:t>
+            </w:r>
+            <w:proofErr w:type="spellEnd"/>
+            <w:r>
+              <w:rPr>
+                <w:rFonts w:ascii="Source Sans 3" w:hAnsi="Source Sans 3"/>
+                <w:sz w:val="23"/>
+                <w:szCs w:val="23"/>
+              </w:rPr>
+              <w:t>' is one word.</w:t>
             </w:r>
           </w:p>
           <w:p>
@@ -2343,15 +2351,22 @@
               <w:rPr>
                 <w:rStyle w:val="NotSpokenChar"/>
               </w:rPr>
-              <w:t xml:space="preserve">Woman: </w:t>
-            </w:r>
-            <w:r>
-              <w:rPr>
-                <w:rFonts w:ascii="Source Sans 3" w:hAnsi="Source Sans 3"/>
-                <w:sz w:val="23"/>
-                <w:szCs w:val="23"/>
-              </w:rPr>
-              <w:t>That may be difficult, because our staff need a lot of time to pack your things into the lorry. They'll need to start in the middle of the night if you want to leave that early.</w:t>
+              <w:t>Woman</w:t>
+            </w:r>
+            <w:r>
+              <w:rPr>
+                <w:b/>
+                <w:bCs/>
+              </w:rPr>
+              <w:t xml:space="preserve">: </w:t>
+            </w:r>
+            <w:r>
+              <w:rPr>
+                <w:rFonts w:ascii="Source Sans 3" w:hAnsi="Source Sans 3"/>
+                <w:sz w:val="23"/>
+                <w:szCs w:val="23"/>
+              </w:rPr>
+              <w:t>Well, that area's one of the quieter parts of London, at least. Not as busy as other places, certainly. When are you looking to move?</w:t>
             </w:r>
           </w:p>
           <w:p>
@@ -2369,24 +2384,22 @@
               <w:rPr>
                 <w:rStyle w:val="NotSpokenChar"/>
               </w:rPr>
-              <w:t xml:space="preserve">Man: </w:t>
-            </w:r>
-            <w:r>
-              <w:rPr>
-                <w:rFonts w:ascii="Source Sans 3" w:hAnsi="Source Sans 3"/>
-                <w:sz w:val="23"/>
-                <w:szCs w:val="23"/>
-              </w:rPr>
-              <w:t xml:space="preserve">No, no, I mean </w:t>
-            </w:r>
-            <w:r>
-              <w:rPr>
-                <w:rFonts w:ascii="Source Sans 3" w:hAnsi="Source Sans 3"/>
-                <w:sz w:val="23"/>
-                <w:szCs w:val="23"/>
-                <w:u w:val="single"/>
-              </w:rPr>
-              <w:t>half seven in the evening.</w:t>
+              <w:t>Man</w:t>
+            </w:r>
+            <w:r>
+              <w:rPr>
+                <w:b/>
+                <w:bCs/>
+              </w:rPr>
+              <w:t xml:space="preserve">: </w:t>
+            </w:r>
+            <w:r>
+              <w:rPr>
+                <w:rFonts w:ascii="Source Sans 3" w:hAnsi="Source Sans 3"/>
+                <w:sz w:val="23"/>
+                <w:szCs w:val="23"/>
+              </w:rPr>
+              <w:t>30th August.</w:t>
             </w:r>
           </w:p>
           <w:p>
@@ -2404,15 +2417,22 @@
               <w:rPr>
                 <w:rStyle w:val="NotSpokenChar"/>
               </w:rPr>
-              <w:t xml:space="preserve">Woman: </w:t>
-            </w:r>
-            <w:r>
-              <w:rPr>
-                <w:rFonts w:ascii="Source Sans 3" w:hAnsi="Source Sans 3"/>
-                <w:sz w:val="23"/>
-                <w:szCs w:val="23"/>
-              </w:rPr>
-              <w:t xml:space="preserve">Oh, I see. We can do that. And do you want to take out </w:t>
+              <w:t>Woman</w:t>
+            </w:r>
+            <w:r>
+              <w:rPr>
+                <w:b/>
+                <w:bCs/>
+              </w:rPr>
+              <w:t xml:space="preserve">: </w:t>
+            </w:r>
+            <w:r>
+              <w:rPr>
+                <w:rFonts w:ascii="Source Sans 3" w:hAnsi="Source Sans 3"/>
+                <w:sz w:val="23"/>
+                <w:szCs w:val="23"/>
+              </w:rPr>
+              <w:t xml:space="preserve">That's good for us. People are on their summer </w:t>
             </w:r>
             <w:proofErr w:type="gramStart"/>
             <w:r>
@@ -2421,7 +2441,7 @@
                 <w:sz w:val="23"/>
                 <w:szCs w:val="23"/>
               </w:rPr>
-              <w:t>insurance,</w:t>
+              <w:t>holidays,</w:t>
             </w:r>
             <w:proofErr w:type="gramEnd"/>
             <w:r>
@@ -2430,7 +2450,7 @@
                 <w:sz w:val="23"/>
                 <w:szCs w:val="23"/>
               </w:rPr>
-              <w:t xml:space="preserve"> in case there's any damage to your property?</w:t>
+              <w:t xml:space="preserve"> children aren't at school... so there's less traffic on the roads. What sort of time are you thinking of leaving?</w:t>
             </w:r>
           </w:p>
           <w:p>
@@ -2448,15 +2468,22 @@
               <w:rPr>
                 <w:rStyle w:val="NotSpokenChar"/>
               </w:rPr>
-              <w:t xml:space="preserve">Man: </w:t>
-            </w:r>
-            <w:r>
-              <w:rPr>
-                <w:rFonts w:ascii="Source Sans 3" w:hAnsi="Source Sans 3"/>
-                <w:sz w:val="23"/>
-                <w:szCs w:val="23"/>
-              </w:rPr>
-              <w:t>Yes, I think so. I've looked at everything I own, and I think that it's all worth about £40,000 in total.</w:t>
+              <w:t>Man</w:t>
+            </w:r>
+            <w:r>
+              <w:rPr>
+                <w:b/>
+                <w:bCs/>
+              </w:rPr>
+              <w:t xml:space="preserve">: </w:t>
+            </w:r>
+            <w:r>
+              <w:rPr>
+                <w:rFonts w:ascii="Source Sans 3" w:hAnsi="Source Sans 3"/>
+                <w:sz w:val="23"/>
+                <w:szCs w:val="23"/>
+              </w:rPr>
+              <w:t>Around half seven would be good.</w:t>
             </w:r>
           </w:p>
           <w:p>
@@ -2474,15 +2501,22 @@
               <w:rPr>
                 <w:rStyle w:val="NotSpokenChar"/>
               </w:rPr>
-              <w:t xml:space="preserve">Woman: </w:t>
-            </w:r>
-            <w:r>
-              <w:rPr>
-                <w:rFonts w:ascii="Source Sans 3" w:hAnsi="Source Sans 3"/>
-                <w:sz w:val="23"/>
-                <w:szCs w:val="23"/>
-              </w:rPr>
-              <w:t>Shall we say a little bit more, just in case? I know you probably think it'll be much more expensive to take a higher amount, but the difference in what you pay for 40,000 or 50,000 in insurance is actually just a few pounds. It's £10 higher for 50,000, and £15 higher for 60,000.</w:t>
+              <w:t>Woman</w:t>
+            </w:r>
+            <w:r>
+              <w:rPr>
+                <w:b/>
+                <w:bCs/>
+              </w:rPr>
+              <w:t xml:space="preserve">: </w:t>
+            </w:r>
+            <w:r>
+              <w:rPr>
+                <w:rFonts w:ascii="Source Sans 3" w:hAnsi="Source Sans 3"/>
+                <w:sz w:val="23"/>
+                <w:szCs w:val="23"/>
+              </w:rPr>
+              <w:t>That may be difficult, because our staff need a lot of time to pack your things into the lorry. They'll need to start in the middle of the night if you want to leave that early.</w:t>
             </w:r>
           </w:p>
           <w:p>
@@ -2500,32 +2534,39 @@
               <w:rPr>
                 <w:rStyle w:val="NotSpokenChar"/>
               </w:rPr>
-              <w:t xml:space="preserve">Man: </w:t>
-            </w:r>
-            <w:r>
-              <w:rPr>
-                <w:rFonts w:ascii="Source Sans 3" w:hAnsi="Source Sans 3"/>
-                <w:sz w:val="23"/>
-                <w:szCs w:val="23"/>
-              </w:rPr>
-              <w:t xml:space="preserve">Yes, OK. Make it 50,000. </w:t>
-            </w:r>
-            <w:r>
-              <w:rPr>
-                <w:rFonts w:ascii="Source Sans 3" w:hAnsi="Source Sans 3"/>
-                <w:sz w:val="23"/>
-                <w:szCs w:val="23"/>
-                <w:u w:val="single"/>
-              </w:rPr>
-              <w:t>No, on second thoughts 60,000.</w:t>
-            </w:r>
-            <w:r>
-              <w:rPr>
-                <w:rFonts w:ascii="Source Sans 3" w:hAnsi="Source Sans 3"/>
-                <w:sz w:val="23"/>
-                <w:szCs w:val="23"/>
-              </w:rPr>
-              <w:t xml:space="preserve"> So, how much do you think the relocation will cost in total?</w:t>
+              <w:t>Man</w:t>
+            </w:r>
+            <w:r>
+              <w:rPr>
+                <w:b/>
+                <w:bCs/>
+              </w:rPr>
+              <w:t xml:space="preserve">: </w:t>
+            </w:r>
+            <w:r>
+              <w:rPr>
+                <w:rFonts w:ascii="Source Sans 3" w:hAnsi="Source Sans 3"/>
+                <w:sz w:val="23"/>
+                <w:szCs w:val="23"/>
+              </w:rPr>
+              <w:t xml:space="preserve">No, no, I mean </w:t>
+            </w:r>
+            <w:r>
+              <w:rPr>
+                <w:rFonts w:ascii="Source Sans 3" w:hAnsi="Source Sans 3"/>
+                <w:sz w:val="23"/>
+                <w:szCs w:val="23"/>
+                <w:u w:val="single"/>
+              </w:rPr>
+              <w:t>half seven in the evening</w:t>
+            </w:r>
+            <w:r>
+              <w:rPr>
+                <w:rFonts w:ascii="Source Sans 3" w:hAnsi="Source Sans 3"/>
+                <w:sz w:val="23"/>
+                <w:szCs w:val="23"/>
+              </w:rPr>
+              <w:t>.</w:t>
             </w:r>
           </w:p>
           <w:p>
@@ -2543,15 +2584,40 @@
               <w:rPr>
                 <w:rStyle w:val="NotSpokenChar"/>
               </w:rPr>
-              <w:t xml:space="preserve">Woman: </w:t>
-            </w:r>
-            <w:r>
-              <w:rPr>
-                <w:rFonts w:ascii="Source Sans 3" w:hAnsi="Source Sans 3"/>
-                <w:sz w:val="23"/>
-                <w:szCs w:val="23"/>
-              </w:rPr>
-              <w:t>Let me check... I think we can do everything for approximately £2,000. That figure may change, of course - it's just an estimate for now - but it gives you a good idea of the price you'll have to pay.</w:t>
+              <w:t>Woman</w:t>
+            </w:r>
+            <w:r>
+              <w:rPr>
+                <w:b/>
+                <w:bCs/>
+              </w:rPr>
+              <w:t xml:space="preserve">: </w:t>
+            </w:r>
+            <w:r>
+              <w:rPr>
+                <w:rFonts w:ascii="Source Sans 3" w:hAnsi="Source Sans 3"/>
+                <w:sz w:val="23"/>
+                <w:szCs w:val="23"/>
+              </w:rPr>
+              <w:t xml:space="preserve">Oh, I see. We can do that. And do you want to take out </w:t>
+            </w:r>
+            <w:proofErr w:type="gramStart"/>
+            <w:r>
+              <w:rPr>
+                <w:rFonts w:ascii="Source Sans 3" w:hAnsi="Source Sans 3"/>
+                <w:sz w:val="23"/>
+                <w:szCs w:val="23"/>
+              </w:rPr>
+              <w:t>insurance,</w:t>
+            </w:r>
+            <w:proofErr w:type="gramEnd"/>
+            <w:r>
+              <w:rPr>
+                <w:rFonts w:ascii="Source Sans 3" w:hAnsi="Source Sans 3"/>
+                <w:sz w:val="23"/>
+                <w:szCs w:val="23"/>
+              </w:rPr>
+              <w:t xml:space="preserve"> in case there's any damage to your property?</w:t>
             </w:r>
           </w:p>
           <w:p>
@@ -2569,15 +2635,22 @@
               <w:rPr>
                 <w:rStyle w:val="NotSpokenChar"/>
               </w:rPr>
-              <w:t xml:space="preserve">Man: </w:t>
-            </w:r>
-            <w:r>
-              <w:rPr>
-                <w:rFonts w:ascii="Source Sans 3" w:hAnsi="Source Sans 3"/>
-                <w:sz w:val="23"/>
-                <w:szCs w:val="23"/>
-              </w:rPr>
-              <w:t>That's pretty good, actually. I was expecting a lot more.</w:t>
+              <w:t>Man</w:t>
+            </w:r>
+            <w:r>
+              <w:rPr>
+                <w:b/>
+                <w:bCs/>
+              </w:rPr>
+              <w:t xml:space="preserve">: </w:t>
+            </w:r>
+            <w:r>
+              <w:rPr>
+                <w:rFonts w:ascii="Source Sans 3" w:hAnsi="Source Sans 3"/>
+                <w:sz w:val="23"/>
+                <w:szCs w:val="23"/>
+              </w:rPr>
+              <w:t>Yes, I think so. I've looked at everything I own, and I think that it's all worth about £40,000 in total.</w:t>
             </w:r>
           </w:p>
           <w:p>
@@ -2595,15 +2668,22 @@
               <w:rPr>
                 <w:rStyle w:val="NotSpokenChar"/>
               </w:rPr>
-              <w:t xml:space="preserve">Woman: </w:t>
-            </w:r>
-            <w:r>
-              <w:rPr>
-                <w:rFonts w:ascii="Source Sans 3" w:hAnsi="Source Sans 3"/>
-                <w:sz w:val="23"/>
-                <w:szCs w:val="23"/>
-              </w:rPr>
-              <w:t>Would you like to book now? Or shall I take your mobile number? I can call you back tomorrow, after you've had some time to think about it, maybe?</w:t>
+              <w:t>Woman</w:t>
+            </w:r>
+            <w:r>
+              <w:rPr>
+                <w:b/>
+                <w:bCs/>
+              </w:rPr>
+              <w:t xml:space="preserve">: </w:t>
+            </w:r>
+            <w:r>
+              <w:rPr>
+                <w:rFonts w:ascii="Source Sans 3" w:hAnsi="Source Sans 3"/>
+                <w:sz w:val="23"/>
+                <w:szCs w:val="23"/>
+              </w:rPr>
+              <w:t>Shall we say a little bit more, just in case? I know you probably think it'll be much more expensive to take a higher amount, but the difference in what you pay for 40,000 or 50,000 in insurance is actually just a few pounds. It's £10 higher for 50,000, and £15 higher for 60,000.</w:t>
             </w:r>
           </w:p>
           <w:p>
@@ -2621,15 +2701,47 @@
               <w:rPr>
                 <w:rStyle w:val="NotSpokenChar"/>
               </w:rPr>
-              <w:t xml:space="preserve">Man: </w:t>
-            </w:r>
-            <w:r>
-              <w:rPr>
-                <w:rFonts w:ascii="Source Sans 3" w:hAnsi="Source Sans 3"/>
-                <w:sz w:val="23"/>
-                <w:szCs w:val="23"/>
-              </w:rPr>
-              <w:t>Sure. It's 0-7-2-3-8-2 double 4-5-1-0.</w:t>
+              <w:t>Man</w:t>
+            </w:r>
+            <w:r>
+              <w:rPr>
+                <w:b/>
+                <w:bCs/>
+              </w:rPr>
+              <w:t xml:space="preserve">: </w:t>
+            </w:r>
+            <w:r>
+              <w:rPr>
+                <w:rFonts w:ascii="Source Sans 3" w:hAnsi="Source Sans 3"/>
+                <w:sz w:val="23"/>
+                <w:szCs w:val="23"/>
+              </w:rPr>
+              <w:t xml:space="preserve">Yes, OK. Make it 50,000. </w:t>
+            </w:r>
+            <w:r>
+              <w:rPr>
+                <w:rFonts w:ascii="Source Sans 3" w:hAnsi="Source Sans 3"/>
+                <w:sz w:val="23"/>
+                <w:szCs w:val="23"/>
+                <w:u w:val="single"/>
+              </w:rPr>
+              <w:t>No, on second thoughts 60,000</w:t>
+            </w:r>
+            <w:r>
+              <w:rPr>
+                <w:rFonts w:ascii="Source Sans 3" w:hAnsi="Source Sans 3"/>
+                <w:sz w:val="23"/>
+                <w:szCs w:val="23"/>
+              </w:rPr>
+              <w:t>.</w:t>
+            </w:r>
+            <w:r>
+              <w:rPr>
+                <w:rFonts w:ascii="Source Sans 3" w:hAnsi="Source Sans 3"/>
+                <w:sz w:val="23"/>
+                <w:szCs w:val="23"/>
+              </w:rPr>
+              <w:t xml:space="preserve"> So, how much do you think the relocation will cost in total?</w:t>
             </w:r>
           </w:p>
           <w:p>
@@ -2647,33 +2759,22 @@
               <w:rPr>
                 <w:rStyle w:val="NotSpokenChar"/>
               </w:rPr>
-              <w:t xml:space="preserve">Woman: </w:t>
-            </w:r>
-            <w:r>
-              <w:rPr>
-                <w:rFonts w:ascii="Source Sans 3" w:hAnsi="Source Sans 3"/>
-                <w:sz w:val="23"/>
-                <w:szCs w:val="23"/>
-              </w:rPr>
-              <w:t xml:space="preserve">Great. I'll speak to you tomorrow. And if you have any other questions, either call us back on the number you first </w:t>
-            </w:r>
-            <w:proofErr w:type="spellStart"/>
-            <w:r>
-              <w:rPr>
-                <w:rFonts w:ascii="Source Sans 3" w:hAnsi="Source Sans 3"/>
-                <w:sz w:val="23"/>
-                <w:szCs w:val="23"/>
-              </w:rPr>
-              <w:t>dialled</w:t>
-            </w:r>
-            <w:proofErr w:type="spellEnd"/>
-            <w:r>
-              <w:rPr>
-                <w:rFonts w:ascii="Source Sans 3" w:hAnsi="Source Sans 3"/>
-                <w:sz w:val="23"/>
-                <w:szCs w:val="23"/>
-              </w:rPr>
-              <w:t>, or have a look at our website.</w:t>
+              <w:t>Woman</w:t>
+            </w:r>
+            <w:r>
+              <w:rPr>
+                <w:b/>
+                <w:bCs/>
+              </w:rPr>
+              <w:t xml:space="preserve">: </w:t>
+            </w:r>
+            <w:r>
+              <w:rPr>
+                <w:rFonts w:ascii="Source Sans 3" w:hAnsi="Source Sans 3"/>
+                <w:sz w:val="23"/>
+                <w:szCs w:val="23"/>
+              </w:rPr>
+              <w:t>Let me check... I think we can do everything for approximately £2,000. That figure may change, of course - it's just an estimate for now - but it gives you a good idea of the price you'll have to pay.</w:t>
             </w:r>
           </w:p>
           <w:p>
@@ -2691,15 +2792,22 @@
               <w:rPr>
                 <w:rStyle w:val="NotSpokenChar"/>
               </w:rPr>
-              <w:t xml:space="preserve">Man: </w:t>
-            </w:r>
-            <w:r>
-              <w:rPr>
-                <w:rFonts w:ascii="Source Sans 3" w:hAnsi="Source Sans 3"/>
-                <w:sz w:val="23"/>
-                <w:szCs w:val="23"/>
-              </w:rPr>
-              <w:t>What's the website address, please?</w:t>
+              <w:t>Man</w:t>
+            </w:r>
+            <w:r>
+              <w:rPr>
+                <w:b/>
+                <w:bCs/>
+              </w:rPr>
+              <w:t xml:space="preserve">: </w:t>
+            </w:r>
+            <w:r>
+              <w:rPr>
+                <w:rFonts w:ascii="Source Sans 3" w:hAnsi="Source Sans 3"/>
+                <w:sz w:val="23"/>
+                <w:szCs w:val="23"/>
+              </w:rPr>
+              <w:t>That's pretty good, actually. I was expecting a lot more.</w:t>
             </w:r>
           </w:p>
           <w:p>
@@ -2717,42 +2825,22 @@
               <w:rPr>
                 <w:rStyle w:val="NotSpokenChar"/>
               </w:rPr>
-              <w:t xml:space="preserve">Woman: </w:t>
-            </w:r>
-            <w:r>
-              <w:rPr>
-                <w:rFonts w:ascii="Source Sans 3" w:hAnsi="Source Sans 3"/>
-                <w:sz w:val="23"/>
-                <w:szCs w:val="23"/>
-                <w:u w:val="single"/>
-              </w:rPr>
-              <w:t>www-dot, we-hyphen-move-hyphen-u, (that's the letter u, not the word 'you')</w:t>
-            </w:r>
-            <w:r>
-              <w:rPr>
-                <w:rFonts w:ascii="Source Sans 3" w:hAnsi="Source Sans 3"/>
-                <w:sz w:val="23"/>
-                <w:szCs w:val="23"/>
-              </w:rPr>
-              <w:t xml:space="preserve"> dot-co-dot-</w:t>
-            </w:r>
-            <w:proofErr w:type="spellStart"/>
-            <w:r>
-              <w:rPr>
-                <w:rFonts w:ascii="Source Sans 3" w:hAnsi="Source Sans 3"/>
-                <w:sz w:val="23"/>
-                <w:szCs w:val="23"/>
-              </w:rPr>
-              <w:t>uk</w:t>
-            </w:r>
-            <w:proofErr w:type="spellEnd"/>
-            <w:r>
-              <w:rPr>
-                <w:rFonts w:ascii="Source Sans 3" w:hAnsi="Source Sans 3"/>
-                <w:sz w:val="23"/>
-                <w:szCs w:val="23"/>
-              </w:rPr>
-              <w:t>.</w:t>
+              <w:t>Woman</w:t>
+            </w:r>
+            <w:r>
+              <w:rPr>
+                <w:b/>
+                <w:bCs/>
+              </w:rPr>
+              <w:t xml:space="preserve">: </w:t>
+            </w:r>
+            <w:r>
+              <w:rPr>
+                <w:rFonts w:ascii="Source Sans 3" w:hAnsi="Source Sans 3"/>
+                <w:sz w:val="23"/>
+                <w:szCs w:val="23"/>
+              </w:rPr>
+              <w:t>Would you like to book now? Or shall I take your mobile number? I can call you back tomorrow, after you've had some time to think about it, maybe?</w:t>
             </w:r>
           </w:p>
           <w:p>
@@ -2770,15 +2858,22 @@
               <w:rPr>
                 <w:rStyle w:val="NotSpokenChar"/>
               </w:rPr>
-              <w:t xml:space="preserve">Man: </w:t>
-            </w:r>
-            <w:r>
-              <w:rPr>
-                <w:rFonts w:ascii="Source Sans 3" w:hAnsi="Source Sans 3"/>
-                <w:sz w:val="23"/>
-                <w:szCs w:val="23"/>
-              </w:rPr>
-              <w:t>OK, thanks for your help. I'll speak to you tomorrow.</w:t>
+              <w:t>Man</w:t>
+            </w:r>
+            <w:r>
+              <w:rPr>
+                <w:b/>
+                <w:bCs/>
+              </w:rPr>
+              <w:t xml:space="preserve">: </w:t>
+            </w:r>
+            <w:r>
+              <w:rPr>
+                <w:rFonts w:ascii="Source Sans 3" w:hAnsi="Source Sans 3"/>
+                <w:sz w:val="23"/>
+                <w:szCs w:val="23"/>
+              </w:rPr>
+              <w:t>Sure. It's 0-7-2-3-8-2 double 4-5-1-0.</w:t>
             </w:r>
           </w:p>
           <w:p>
@@ -2794,11 +2889,42 @@
             </w:pPr>
             <w:r>
               <w:rPr>
-                <w:rFonts w:ascii="Source Sans 3" w:hAnsi="Source Sans 3"/>
-                <w:sz w:val="23"/>
-                <w:szCs w:val="23"/>
-              </w:rPr>
-              <w:t>Before you hear the rest of the conversation you have some time to look at questions 7 to 9.</w:t>
+                <w:rStyle w:val="NotSpokenChar"/>
+              </w:rPr>
+              <w:t>Woman</w:t>
+            </w:r>
+            <w:r>
+              <w:rPr>
+                <w:b/>
+                <w:bCs/>
+              </w:rPr>
+              <w:t xml:space="preserve">: </w:t>
+            </w:r>
+            <w:r>
+              <w:rPr>
+                <w:rFonts w:ascii="Source Sans 3" w:hAnsi="Source Sans 3"/>
+                <w:sz w:val="23"/>
+                <w:szCs w:val="23"/>
+              </w:rPr>
+              <w:t xml:space="preserve">Great. I'll speak to you tomorrow. And if you have any other questions, either call us back on the number you first </w:t>
+            </w:r>
+            <w:proofErr w:type="spellStart"/>
+            <w:r>
+              <w:rPr>
+                <w:rFonts w:ascii="Source Sans 3" w:hAnsi="Source Sans 3"/>
+                <w:sz w:val="23"/>
+                <w:szCs w:val="23"/>
+              </w:rPr>
+              <w:t>dialled</w:t>
+            </w:r>
+            <w:proofErr w:type="spellEnd"/>
+            <w:r>
+              <w:rPr>
+                <w:rFonts w:ascii="Source Sans 3" w:hAnsi="Source Sans 3"/>
+                <w:sz w:val="23"/>
+                <w:szCs w:val="23"/>
+              </w:rPr>
+              <w:t>, or have a look at our website.</w:t>
             </w:r>
           </w:p>
           <w:p>
@@ -2814,11 +2940,24 @@
             </w:pPr>
             <w:r>
               <w:rPr>
-                <w:rFonts w:ascii="Source Sans 3" w:hAnsi="Source Sans 3"/>
-                <w:sz w:val="23"/>
-                <w:szCs w:val="23"/>
-              </w:rPr>
-              <w:t>[pause)</w:t>
+                <w:rStyle w:val="NotSpokenChar"/>
+              </w:rPr>
+              <w:t>Man</w:t>
+            </w:r>
+            <w:r>
+              <w:rPr>
+                <w:b/>
+                <w:bCs/>
+              </w:rPr>
+              <w:t xml:space="preserve">: </w:t>
+            </w:r>
+            <w:r>
+              <w:rPr>
+                <w:rFonts w:ascii="Source Sans 3" w:hAnsi="Source Sans 3"/>
+                <w:sz w:val="23"/>
+                <w:szCs w:val="23"/>
+              </w:rPr>
+              <w:t>What's the website address, please?</w:t>
             </w:r>
           </w:p>
           <w:p>
@@ -2834,11 +2973,51 @@
             </w:pPr>
             <w:r>
               <w:rPr>
-                <w:rFonts w:ascii="Source Sans 3" w:hAnsi="Source Sans 3"/>
-                <w:sz w:val="23"/>
-                <w:szCs w:val="23"/>
-              </w:rPr>
-              <w:t>Now listen and answer questions 7 to 9.</w:t>
+                <w:rStyle w:val="NotSpokenChar"/>
+              </w:rPr>
+              <w:t>Woman</w:t>
+            </w:r>
+            <w:r>
+              <w:rPr>
+                <w:b/>
+                <w:bCs/>
+              </w:rPr>
+              <w:t xml:space="preserve">: </w:t>
+            </w:r>
+            <w:r>
+              <w:rPr>
+                <w:rFonts w:ascii="Source Sans 3" w:hAnsi="Source Sans 3"/>
+                <w:sz w:val="23"/>
+                <w:szCs w:val="23"/>
+                <w:u w:val="single"/>
+              </w:rPr>
+              <w:t>www-dot, we-hyphen-move-hyphen-u, (that's the letter u, not the word 'you')</w:t>
+            </w:r>
+            <w:r>
+              <w:rPr>
+                <w:rFonts w:ascii="Source Sans 3" w:hAnsi="Source Sans 3"/>
+                <w:sz w:val="23"/>
+                <w:szCs w:val="23"/>
+              </w:rPr>
+              <w:t xml:space="preserve"> dot-co-dot-</w:t>
+            </w:r>
+            <w:proofErr w:type="spellStart"/>
+            <w:r>
+              <w:rPr>
+                <w:rFonts w:ascii="Source Sans 3" w:hAnsi="Source Sans 3"/>
+                <w:sz w:val="23"/>
+                <w:szCs w:val="23"/>
+              </w:rPr>
+              <w:t>uk</w:t>
+            </w:r>
+            <w:proofErr w:type="spellEnd"/>
+            <w:r>
+              <w:rPr>
+                <w:rFonts w:ascii="Source Sans 3" w:hAnsi="Source Sans 3"/>
+                <w:sz w:val="23"/>
+                <w:szCs w:val="23"/>
+              </w:rPr>
+              <w:t>.</w:t>
             </w:r>
           </w:p>
           <w:p>
@@ -2856,33 +3035,22 @@
               <w:rPr>
                 <w:rStyle w:val="NotSpokenChar"/>
               </w:rPr>
-              <w:t xml:space="preserve">Woman: </w:t>
-            </w:r>
-            <w:r>
-              <w:rPr>
-                <w:rFonts w:ascii="Source Sans 3" w:hAnsi="Source Sans 3"/>
-                <w:sz w:val="23"/>
-                <w:szCs w:val="23"/>
-              </w:rPr>
-              <w:t xml:space="preserve">Hello, </w:t>
-            </w:r>
-            <w:proofErr w:type="spellStart"/>
-            <w:r>
-              <w:rPr>
-                <w:rFonts w:ascii="Source Sans 3" w:hAnsi="Source Sans 3"/>
-                <w:sz w:val="23"/>
-                <w:szCs w:val="23"/>
-              </w:rPr>
-              <w:t>Mr</w:t>
-            </w:r>
-            <w:proofErr w:type="spellEnd"/>
-            <w:r>
-              <w:rPr>
-                <w:rFonts w:ascii="Source Sans 3" w:hAnsi="Source Sans 3"/>
-                <w:sz w:val="23"/>
-                <w:szCs w:val="23"/>
-              </w:rPr>
-              <w:t xml:space="preserve"> Cottenham, it's Maria here from We-Move-U. How are you?</w:t>
+              <w:t>Man</w:t>
+            </w:r>
+            <w:r>
+              <w:rPr>
+                <w:b/>
+                <w:bCs/>
+              </w:rPr>
+              <w:t xml:space="preserve">: </w:t>
+            </w:r>
+            <w:r>
+              <w:rPr>
+                <w:rFonts w:ascii="Source Sans 3" w:hAnsi="Source Sans 3"/>
+                <w:sz w:val="23"/>
+                <w:szCs w:val="23"/>
+              </w:rPr>
+              <w:t>OK, thanks for your help. I'll speak to you tomorrow.</w:t>
             </w:r>
           </w:p>
           <w:p>
@@ -2892,23 +3060,21 @@
               </w:tabs>
               <w:rPr>
                 <w:rFonts w:ascii="Source Sans 3" w:hAnsi="Source Sans 3"/>
-                <w:sz w:val="23"/>
-                <w:szCs w:val="23"/>
-              </w:rPr>
-            </w:pPr>
-            <w:r>
-              <w:rPr>
-                <w:rStyle w:val="NotSpokenChar"/>
-              </w:rPr>
-              <w:t xml:space="preserve">Man: </w:t>
-            </w:r>
-            <w:r>
-              <w:rPr>
-                <w:rFonts w:ascii="Source Sans 3" w:hAnsi="Source Sans 3"/>
-                <w:sz w:val="23"/>
-                <w:szCs w:val="23"/>
-              </w:rPr>
-              <w:t>Oh, hi there. Yes, I'm very well. I've actually been thinking about our conversation yesterday. You said that the total cost of the package with insurance would be around £2,000. Does that insurance cover everything?</w:t>
+                <w:i/>
+                <w:iCs/>
+                <w:sz w:val="23"/>
+                <w:szCs w:val="23"/>
+              </w:rPr>
+            </w:pPr>
+            <w:r>
+              <w:rPr>
+                <w:rFonts w:ascii="Source Sans 3" w:hAnsi="Source Sans 3"/>
+                <w:i/>
+                <w:iCs/>
+                <w:sz w:val="23"/>
+                <w:szCs w:val="23"/>
+              </w:rPr>
+              <w:t>Before you hear the rest of the conversation you have some time to look at questions 7 to 9.</w:t>
             </w:r>
           </w:p>
           <w:p>
@@ -2918,23 +3084,21 @@
               </w:tabs>
               <w:rPr>
                 <w:rFonts w:ascii="Source Sans 3" w:hAnsi="Source Sans 3"/>
-                <w:sz w:val="23"/>
-                <w:szCs w:val="23"/>
-              </w:rPr>
-            </w:pPr>
-            <w:r>
-              <w:rPr>
-                <w:rStyle w:val="NotSpokenChar"/>
-              </w:rPr>
-              <w:t xml:space="preserve">Woman: </w:t>
-            </w:r>
-            <w:r>
-              <w:rPr>
-                <w:rFonts w:ascii="Source Sans 3" w:hAnsi="Source Sans 3"/>
-                <w:sz w:val="23"/>
-                <w:szCs w:val="23"/>
-              </w:rPr>
-              <w:t>It depends what you mean by 'everything'. That's how much our 'Silver' package would cost, and as well as insurance for anything that gets broken or damaged, it also covers your costs if our delivery drivers are late getting to London.</w:t>
+                <w:i/>
+                <w:iCs/>
+                <w:sz w:val="23"/>
+                <w:szCs w:val="23"/>
+              </w:rPr>
+            </w:pPr>
+            <w:r>
+              <w:rPr>
+                <w:rFonts w:ascii="Source Sans 3" w:hAnsi="Source Sans 3"/>
+                <w:i/>
+                <w:iCs/>
+                <w:sz w:val="23"/>
+                <w:szCs w:val="23"/>
+              </w:rPr>
+              <w:t>[pause)</w:t>
             </w:r>
           </w:p>
           <w:p>
@@ -2944,23 +3108,21 @@
               </w:tabs>
               <w:rPr>
                 <w:rFonts w:ascii="Source Sans 3" w:hAnsi="Source Sans 3"/>
-                <w:sz w:val="23"/>
-                <w:szCs w:val="23"/>
-              </w:rPr>
-            </w:pPr>
-            <w:r>
-              <w:rPr>
-                <w:rStyle w:val="NotSpokenChar"/>
-              </w:rPr>
-              <w:t xml:space="preserve">Man: </w:t>
-            </w:r>
-            <w:r>
-              <w:rPr>
-                <w:rFonts w:ascii="Source Sans 3" w:hAnsi="Source Sans 3"/>
-                <w:sz w:val="23"/>
-                <w:szCs w:val="23"/>
-              </w:rPr>
-              <w:t>Are there any other packages?</w:t>
+                <w:i/>
+                <w:iCs/>
+                <w:sz w:val="23"/>
+                <w:szCs w:val="23"/>
+              </w:rPr>
+            </w:pPr>
+            <w:r>
+              <w:rPr>
+                <w:rFonts w:ascii="Source Sans 3" w:hAnsi="Source Sans 3"/>
+                <w:i/>
+                <w:iCs/>
+                <w:sz w:val="23"/>
+                <w:szCs w:val="23"/>
+              </w:rPr>
+              <w:t>Now listen and answer questions 7 to 9.</w:t>
             </w:r>
           </w:p>
           <w:p>
@@ -2978,15 +3140,40 @@
               <w:rPr>
                 <w:rStyle w:val="NotSpokenChar"/>
               </w:rPr>
-              <w:t xml:space="preserve">Woman: </w:t>
-            </w:r>
-            <w:r>
-              <w:rPr>
-                <w:rFonts w:ascii="Source Sans 3" w:hAnsi="Source Sans 3"/>
-                <w:sz w:val="23"/>
-                <w:szCs w:val="23"/>
-              </w:rPr>
-              <w:t>Yes, our 'Economy' cover is the same as 'Silver', but without the cover for late arrival, and that would cost you around £1,800. Our 'Premium' package has the same insurance as 'Silver', but on top of that our removals team men come and pack all your things, put everything into boxes for you.</w:t>
+              <w:t>Woman</w:t>
+            </w:r>
+            <w:r>
+              <w:rPr>
+                <w:b/>
+                <w:bCs/>
+              </w:rPr>
+              <w:t xml:space="preserve">: </w:t>
+            </w:r>
+            <w:r>
+              <w:rPr>
+                <w:rFonts w:ascii="Source Sans 3" w:hAnsi="Source Sans 3"/>
+                <w:sz w:val="23"/>
+                <w:szCs w:val="23"/>
+              </w:rPr>
+              <w:t xml:space="preserve">Hello, </w:t>
+            </w:r>
+            <w:proofErr w:type="spellStart"/>
+            <w:r>
+              <w:rPr>
+                <w:rFonts w:ascii="Source Sans 3" w:hAnsi="Source Sans 3"/>
+                <w:sz w:val="23"/>
+                <w:szCs w:val="23"/>
+              </w:rPr>
+              <w:t>Mr</w:t>
+            </w:r>
+            <w:proofErr w:type="spellEnd"/>
+            <w:r>
+              <w:rPr>
+                <w:rFonts w:ascii="Source Sans 3" w:hAnsi="Source Sans 3"/>
+                <w:sz w:val="23"/>
+                <w:szCs w:val="23"/>
+              </w:rPr>
+              <w:t xml:space="preserve"> Cottenham, it's Maria here from We-Move-U. How are you?</w:t>
             </w:r>
           </w:p>
           <w:p>
@@ -3004,15 +3191,22 @@
               <w:rPr>
                 <w:rStyle w:val="NotSpokenChar"/>
               </w:rPr>
-              <w:t xml:space="preserve">Man: </w:t>
-            </w:r>
-            <w:r>
-              <w:rPr>
-                <w:rFonts w:ascii="Source Sans 3" w:hAnsi="Source Sans 3"/>
-                <w:sz w:val="23"/>
-                <w:szCs w:val="23"/>
-              </w:rPr>
-              <w:t>And that's the 'Premium'? Hm, I guess that's quite a benefit. How much is that?</w:t>
+              <w:t>Man</w:t>
+            </w:r>
+            <w:r>
+              <w:rPr>
+                <w:b/>
+                <w:bCs/>
+              </w:rPr>
+              <w:t xml:space="preserve">: </w:t>
+            </w:r>
+            <w:r>
+              <w:rPr>
+                <w:rFonts w:ascii="Source Sans 3" w:hAnsi="Source Sans 3"/>
+                <w:sz w:val="23"/>
+                <w:szCs w:val="23"/>
+              </w:rPr>
+              <w:t>Oh, hi there. Yes, I'm very well. I've actually been thinking about our conversation yesterday. You said that the total cost of the package with insurance would be around £2,000. Does that insurance cover everything?</w:t>
             </w:r>
           </w:p>
           <w:p>
@@ -3030,33 +3224,22 @@
               <w:rPr>
                 <w:rStyle w:val="NotSpokenChar"/>
               </w:rPr>
-              <w:t xml:space="preserve">Woman: </w:t>
-            </w:r>
-            <w:r>
-              <w:rPr>
-                <w:rFonts w:ascii="Source Sans 3" w:hAnsi="Source Sans 3"/>
-                <w:sz w:val="23"/>
-                <w:szCs w:val="23"/>
-              </w:rPr>
-              <w:t xml:space="preserve">It would be £2,500 for this job.... </w:t>
-            </w:r>
-            <w:proofErr w:type="gramStart"/>
-            <w:r>
-              <w:rPr>
-                <w:rFonts w:ascii="Source Sans 3" w:hAnsi="Source Sans 3"/>
-                <w:sz w:val="23"/>
-                <w:szCs w:val="23"/>
-              </w:rPr>
-              <w:t>So</w:t>
-            </w:r>
-            <w:proofErr w:type="gramEnd"/>
-            <w:r>
-              <w:rPr>
-                <w:rFonts w:ascii="Source Sans 3" w:hAnsi="Source Sans 3"/>
-                <w:sz w:val="23"/>
-                <w:szCs w:val="23"/>
-              </w:rPr>
-              <w:t xml:space="preserve"> shall we agree on the 'Premium'?</w:t>
+              <w:t>Woman</w:t>
+            </w:r>
+            <w:r>
+              <w:rPr>
+                <w:b/>
+                <w:bCs/>
+              </w:rPr>
+              <w:t xml:space="preserve">: </w:t>
+            </w:r>
+            <w:r>
+              <w:rPr>
+                <w:rFonts w:ascii="Source Sans 3" w:hAnsi="Source Sans 3"/>
+                <w:sz w:val="23"/>
+                <w:szCs w:val="23"/>
+              </w:rPr>
+              <w:t>It depends what you mean by 'everything'. That's how much our 'Silver' package would cost, and as well as insurance for anything that gets broken or damaged, it also covers your costs if our delivery drivers are late getting to London.</w:t>
             </w:r>
           </w:p>
           <w:p>
@@ -3074,77 +3257,22 @@
               <w:rPr>
                 <w:rStyle w:val="NotSpokenChar"/>
               </w:rPr>
-              <w:t xml:space="preserve">Man: </w:t>
-            </w:r>
-            <w:r>
-              <w:rPr>
-                <w:rFonts w:ascii="Source Sans 3" w:hAnsi="Source Sans 3"/>
-                <w:sz w:val="23"/>
-                <w:szCs w:val="23"/>
-              </w:rPr>
-              <w:t xml:space="preserve">Hm... </w:t>
-            </w:r>
-            <w:proofErr w:type="spellStart"/>
-            <w:r>
-              <w:rPr>
-                <w:rFonts w:ascii="Source Sans 3" w:hAnsi="Source Sans 3"/>
-                <w:sz w:val="23"/>
-                <w:szCs w:val="23"/>
-              </w:rPr>
-              <w:t>no</w:t>
-            </w:r>
-            <w:proofErr w:type="spellEnd"/>
-            <w:r>
-              <w:rPr>
-                <w:rFonts w:ascii="Source Sans 3" w:hAnsi="Source Sans 3"/>
-                <w:sz w:val="23"/>
-                <w:szCs w:val="23"/>
-              </w:rPr>
-              <w:t xml:space="preserve">, </w:t>
-            </w:r>
-            <w:r>
-              <w:rPr>
-                <w:rFonts w:ascii="Source Sans 3" w:hAnsi="Source Sans 3"/>
-                <w:sz w:val="23"/>
-                <w:szCs w:val="23"/>
-                <w:u w:val="single"/>
-              </w:rPr>
-              <w:t>let's stick with 'Silver'</w:t>
-            </w:r>
-            <w:r>
-              <w:rPr>
-                <w:rFonts w:ascii="Source Sans 3" w:hAnsi="Source Sans 3"/>
-                <w:sz w:val="23"/>
-                <w:szCs w:val="23"/>
-                <w:u w:val="single"/>
-              </w:rPr>
-              <w:t>.</w:t>
-            </w:r>
-            <w:r>
-              <w:rPr>
-                <w:rFonts w:ascii="Source Sans 3" w:hAnsi="Source Sans 3"/>
-                <w:sz w:val="23"/>
-                <w:szCs w:val="23"/>
-              </w:rPr>
-              <w:t xml:space="preserve"> I'll have plenty of time to do the packing. Actually, I've been looking at some reviews of your company online. </w:t>
-            </w:r>
-            <w:proofErr w:type="gramStart"/>
-            <w:r>
-              <w:rPr>
-                <w:rFonts w:ascii="Source Sans 3" w:hAnsi="Source Sans 3"/>
-                <w:sz w:val="23"/>
-                <w:szCs w:val="23"/>
-              </w:rPr>
-              <w:t>Generally</w:t>
-            </w:r>
-            <w:proofErr w:type="gramEnd"/>
-            <w:r>
-              <w:rPr>
-                <w:rFonts w:ascii="Source Sans 3" w:hAnsi="Source Sans 3"/>
-                <w:sz w:val="23"/>
-                <w:szCs w:val="23"/>
-              </w:rPr>
-              <w:t xml:space="preserve"> very good - the thing that seems to impress most people is the cost.</w:t>
+              <w:t>Man</w:t>
+            </w:r>
+            <w:r>
+              <w:rPr>
+                <w:b/>
+                <w:bCs/>
+              </w:rPr>
+              <w:t xml:space="preserve">: </w:t>
+            </w:r>
+            <w:r>
+              <w:rPr>
+                <w:rFonts w:ascii="Source Sans 3" w:hAnsi="Source Sans 3"/>
+                <w:sz w:val="23"/>
+                <w:szCs w:val="23"/>
+              </w:rPr>
+              <w:t>Are there any other packages?</w:t>
             </w:r>
           </w:p>
           <w:p>
@@ -3162,24 +3290,22 @@
               <w:rPr>
                 <w:rStyle w:val="NotSpokenChar"/>
               </w:rPr>
-              <w:t xml:space="preserve">Woman: </w:t>
-            </w:r>
-            <w:r>
-              <w:rPr>
-                <w:rFonts w:ascii="Source Sans 3" w:hAnsi="Source Sans 3"/>
-                <w:sz w:val="23"/>
-                <w:szCs w:val="23"/>
-              </w:rPr>
-              <w:t xml:space="preserve">Well, yes, I think most people are surprised by our low prices. Others believe that our level of customer care is the best thing about us, and I've also seen some reviews where people are most impressed by how quickly we complete the job. I agree with everything they say, of course, </w:t>
-            </w:r>
-            <w:r>
-              <w:rPr>
-                <w:rFonts w:ascii="Source Sans 3" w:hAnsi="Source Sans 3"/>
-                <w:sz w:val="23"/>
-                <w:szCs w:val="23"/>
-                <w:u w:val="single"/>
-              </w:rPr>
-              <w:t>but I'm probably most proud of our reputation for customer care and satisfaction.</w:t>
+              <w:t>Woman</w:t>
+            </w:r>
+            <w:r>
+              <w:rPr>
+                <w:b/>
+                <w:bCs/>
+              </w:rPr>
+              <w:t xml:space="preserve">: </w:t>
+            </w:r>
+            <w:r>
+              <w:rPr>
+                <w:rFonts w:ascii="Source Sans 3" w:hAnsi="Source Sans 3"/>
+                <w:sz w:val="23"/>
+                <w:szCs w:val="23"/>
+              </w:rPr>
+              <w:t>Yes, our 'Economy' cover is the same as 'Silver', but without the cover for late arrival, and that would cost you around £1,800. Our 'Premium' package has the same insurance as 'Silver', but on top of that our removals team men come and pack all your things, put everything into boxes for you.</w:t>
             </w:r>
           </w:p>
           <w:p>
@@ -3197,15 +3323,22 @@
               <w:rPr>
                 <w:rStyle w:val="NotSpokenChar"/>
               </w:rPr>
-              <w:t xml:space="preserve">Man: </w:t>
-            </w:r>
-            <w:r>
-              <w:rPr>
-                <w:rFonts w:ascii="Source Sans 3" w:hAnsi="Source Sans 3"/>
-                <w:sz w:val="23"/>
-                <w:szCs w:val="23"/>
-              </w:rPr>
-              <w:t>Great. Well, I think that's everything. Oh, one final question -once I make the booking, will I have to pay more if I need to make any changes?</w:t>
+              <w:t>Man</w:t>
+            </w:r>
+            <w:r>
+              <w:rPr>
+                <w:b/>
+                <w:bCs/>
+              </w:rPr>
+              <w:t xml:space="preserve">: </w:t>
+            </w:r>
+            <w:r>
+              <w:rPr>
+                <w:rFonts w:ascii="Source Sans 3" w:hAnsi="Source Sans 3"/>
+                <w:sz w:val="23"/>
+                <w:szCs w:val="23"/>
+              </w:rPr>
+              <w:t>And that's the 'Premium'? Hm, I guess that's quite a benefit. How much is that?</w:t>
             </w:r>
           </w:p>
           <w:p>
@@ -3223,44 +3356,40 @@
               <w:rPr>
                 <w:rStyle w:val="NotSpokenChar"/>
               </w:rPr>
-              <w:t xml:space="preserve">Woman: </w:t>
-            </w:r>
-            <w:r>
-              <w:rPr>
-                <w:rFonts w:ascii="Source Sans 3" w:hAnsi="Source Sans 3"/>
-                <w:sz w:val="23"/>
-                <w:szCs w:val="23"/>
-              </w:rPr>
-              <w:t xml:space="preserve">In most cases, there's nothing extra that you'll need to pay once your initial payment is completed. Unless, that is, you decide to cancel the booking completely - in that case, there will be a charge of 10 percent of the total fee if you cancel less than 15 days before the date of the move. And </w:t>
-            </w:r>
-            <w:r>
-              <w:rPr>
-                <w:rFonts w:ascii="Source Sans 3" w:hAnsi="Source Sans 3"/>
-                <w:sz w:val="23"/>
-                <w:szCs w:val="23"/>
-                <w:u w:val="single"/>
-              </w:rPr>
-              <w:t xml:space="preserve">if you need to </w:t>
-            </w:r>
-            <w:r>
-              <w:rPr>
-                <w:rFonts w:ascii="Source Sans 3" w:hAnsi="Source Sans 3"/>
-                <w:i/>
-                <w:iCs/>
-                <w:sz w:val="23"/>
-                <w:szCs w:val="23"/>
-                <w:u w:val="single"/>
-              </w:rPr>
-              <w:t>move</w:t>
-            </w:r>
-            <w:r>
-              <w:rPr>
-                <w:rFonts w:ascii="Source Sans 3" w:hAnsi="Source Sans 3"/>
-                <w:sz w:val="23"/>
-                <w:szCs w:val="23"/>
-                <w:u w:val="single"/>
-              </w:rPr>
-              <w:t xml:space="preserve"> the date, for any reason, we'll usually do that for a very low cost.</w:t>
+              <w:t>Woman</w:t>
+            </w:r>
+            <w:r>
+              <w:rPr>
+                <w:b/>
+                <w:bCs/>
+              </w:rPr>
+              <w:t xml:space="preserve">: </w:t>
+            </w:r>
+            <w:r>
+              <w:rPr>
+                <w:rFonts w:ascii="Source Sans 3" w:hAnsi="Source Sans 3"/>
+                <w:sz w:val="23"/>
+                <w:szCs w:val="23"/>
+              </w:rPr>
+              <w:t xml:space="preserve">It would be £2,500 for this job.... </w:t>
+            </w:r>
+            <w:proofErr w:type="gramStart"/>
+            <w:r>
+              <w:rPr>
+                <w:rFonts w:ascii="Source Sans 3" w:hAnsi="Source Sans 3"/>
+                <w:sz w:val="23"/>
+                <w:szCs w:val="23"/>
+              </w:rPr>
+              <w:t>So</w:t>
+            </w:r>
+            <w:proofErr w:type="gramEnd"/>
+            <w:r>
+              <w:rPr>
+                <w:rFonts w:ascii="Source Sans 3" w:hAnsi="Source Sans 3"/>
+                <w:sz w:val="23"/>
+                <w:szCs w:val="23"/>
+              </w:rPr>
+              <w:t xml:space="preserve"> shall we agree on the 'Premium'?</w:t>
             </w:r>
           </w:p>
           <w:p>
@@ -3278,7 +3407,253 @@
               <w:rPr>
                 <w:rStyle w:val="NotSpokenChar"/>
               </w:rPr>
-              <w:t xml:space="preserve">Man: </w:t>
+              <w:t>Man</w:t>
+            </w:r>
+            <w:r>
+              <w:rPr>
+                <w:b/>
+                <w:bCs/>
+              </w:rPr>
+              <w:t xml:space="preserve">: </w:t>
+            </w:r>
+            <w:r>
+              <w:rPr>
+                <w:rFonts w:ascii="Source Sans 3" w:hAnsi="Source Sans 3"/>
+                <w:sz w:val="23"/>
+                <w:szCs w:val="23"/>
+              </w:rPr>
+              <w:t xml:space="preserve">Hm... </w:t>
+            </w:r>
+            <w:proofErr w:type="spellStart"/>
+            <w:r>
+              <w:rPr>
+                <w:rFonts w:ascii="Source Sans 3" w:hAnsi="Source Sans 3"/>
+                <w:sz w:val="23"/>
+                <w:szCs w:val="23"/>
+              </w:rPr>
+              <w:t>no</w:t>
+            </w:r>
+            <w:proofErr w:type="spellEnd"/>
+            <w:r>
+              <w:rPr>
+                <w:rFonts w:ascii="Source Sans 3" w:hAnsi="Source Sans 3"/>
+                <w:sz w:val="23"/>
+                <w:szCs w:val="23"/>
+              </w:rPr>
+              <w:t xml:space="preserve">, </w:t>
+            </w:r>
+            <w:r>
+              <w:rPr>
+                <w:rFonts w:ascii="Source Sans 3" w:hAnsi="Source Sans 3"/>
+                <w:sz w:val="23"/>
+                <w:szCs w:val="23"/>
+                <w:u w:val="single"/>
+              </w:rPr>
+              <w:t>let's stick with 'Silver'</w:t>
+            </w:r>
+            <w:r>
+              <w:rPr>
+                <w:rFonts w:ascii="Source Sans 3" w:hAnsi="Source Sans 3"/>
+                <w:sz w:val="23"/>
+                <w:szCs w:val="23"/>
+              </w:rPr>
+              <w:t>.</w:t>
+            </w:r>
+            <w:r>
+              <w:rPr>
+                <w:rFonts w:ascii="Source Sans 3" w:hAnsi="Source Sans 3"/>
+                <w:sz w:val="23"/>
+                <w:szCs w:val="23"/>
+              </w:rPr>
+              <w:t xml:space="preserve"> I'll have plenty of time to do the packing. Actually, I've been looking at some reviews of your company online. </w:t>
+            </w:r>
+            <w:proofErr w:type="gramStart"/>
+            <w:r>
+              <w:rPr>
+                <w:rFonts w:ascii="Source Sans 3" w:hAnsi="Source Sans 3"/>
+                <w:sz w:val="23"/>
+                <w:szCs w:val="23"/>
+              </w:rPr>
+              <w:t>Generally</w:t>
+            </w:r>
+            <w:proofErr w:type="gramEnd"/>
+            <w:r>
+              <w:rPr>
+                <w:rFonts w:ascii="Source Sans 3" w:hAnsi="Source Sans 3"/>
+                <w:sz w:val="23"/>
+                <w:szCs w:val="23"/>
+              </w:rPr>
+              <w:t xml:space="preserve"> very good - the thing that seems to impress most people is the cost.</w:t>
+            </w:r>
+          </w:p>
+          <w:p>
+            <w:pPr>
+              <w:tabs>
+                <w:tab w:val="left" w:pos="4413"/>
+              </w:tabs>
+              <w:rPr>
+                <w:rFonts w:ascii="Source Sans 3" w:hAnsi="Source Sans 3"/>
+                <w:sz w:val="23"/>
+                <w:szCs w:val="23"/>
+              </w:rPr>
+            </w:pPr>
+            <w:r>
+              <w:rPr>
+                <w:rStyle w:val="NotSpokenChar"/>
+              </w:rPr>
+              <w:t>Woman</w:t>
+            </w:r>
+            <w:r>
+              <w:rPr>
+                <w:b/>
+                <w:bCs/>
+              </w:rPr>
+              <w:t xml:space="preserve">: </w:t>
+            </w:r>
+            <w:r>
+              <w:rPr>
+                <w:rFonts w:ascii="Source Sans 3" w:hAnsi="Source Sans 3"/>
+                <w:sz w:val="23"/>
+                <w:szCs w:val="23"/>
+              </w:rPr>
+              <w:t xml:space="preserve">Well, yes, I think most people are surprised by our low prices. Others believe that our level of customer care is the best thing about us, and I've also seen some reviews where people are most impressed by how quickly we complete the job. I agree with everything they say, of course, </w:t>
+            </w:r>
+            <w:r>
+              <w:rPr>
+                <w:rFonts w:ascii="Source Sans 3" w:hAnsi="Source Sans 3"/>
+                <w:sz w:val="23"/>
+                <w:szCs w:val="23"/>
+                <w:u w:val="single"/>
+              </w:rPr>
+              <w:t xml:space="preserve">but </w:t>
+            </w:r>
+            <w:r>
+              <w:rPr>
+                <w:rFonts w:ascii="Source Sans 3" w:hAnsi="Source Sans 3"/>
+                <w:i/>
+                <w:iCs/>
+                <w:sz w:val="23"/>
+                <w:szCs w:val="23"/>
+                <w:u w:val="single"/>
+              </w:rPr>
+              <w:t>I'm</w:t>
+            </w:r>
+            <w:r>
+              <w:rPr>
+                <w:rFonts w:ascii="Source Sans 3" w:hAnsi="Source Sans 3"/>
+                <w:sz w:val="23"/>
+                <w:szCs w:val="23"/>
+                <w:u w:val="single"/>
+              </w:rPr>
+              <w:t xml:space="preserve"> probably most proud of our reputation for customer care and satisfaction</w:t>
+            </w:r>
+            <w:r>
+              <w:rPr>
+                <w:rFonts w:ascii="Source Sans 3" w:hAnsi="Source Sans 3"/>
+                <w:sz w:val="23"/>
+                <w:szCs w:val="23"/>
+              </w:rPr>
+              <w:t>.</w:t>
+            </w:r>
+          </w:p>
+          <w:p>
+            <w:pPr>
+              <w:tabs>
+                <w:tab w:val="left" w:pos="4413"/>
+              </w:tabs>
+              <w:rPr>
+                <w:rFonts w:ascii="Source Sans 3" w:hAnsi="Source Sans 3"/>
+                <w:sz w:val="23"/>
+                <w:szCs w:val="23"/>
+              </w:rPr>
+            </w:pPr>
+            <w:r>
+              <w:rPr>
+                <w:rStyle w:val="NotSpokenChar"/>
+              </w:rPr>
+              <w:t>Man</w:t>
+            </w:r>
+            <w:r>
+              <w:rPr>
+                <w:b/>
+                <w:bCs/>
+              </w:rPr>
+              <w:t xml:space="preserve">: </w:t>
+            </w:r>
+            <w:r>
+              <w:rPr>
+                <w:rFonts w:ascii="Source Sans 3" w:hAnsi="Source Sans 3"/>
+                <w:sz w:val="23"/>
+                <w:szCs w:val="23"/>
+              </w:rPr>
+              <w:t>Great. Well, I think that's everything. Oh, one final question -once I make the booking, will I have to pay more if I need to make any changes?</w:t>
+            </w:r>
+          </w:p>
+          <w:p>
+            <w:pPr>
+              <w:tabs>
+                <w:tab w:val="left" w:pos="4413"/>
+              </w:tabs>
+              <w:rPr>
+                <w:rFonts w:ascii="Source Sans 3" w:hAnsi="Source Sans 3"/>
+                <w:sz w:val="23"/>
+                <w:szCs w:val="23"/>
+              </w:rPr>
+            </w:pPr>
+            <w:r>
+              <w:rPr>
+                <w:rStyle w:val="NotSpokenChar"/>
+              </w:rPr>
+              <w:t>Woman</w:t>
+            </w:r>
+            <w:r>
+              <w:rPr>
+                <w:b/>
+                <w:bCs/>
+              </w:rPr>
+              <w:t xml:space="preserve">: </w:t>
+            </w:r>
+            <w:r>
+              <w:rPr>
+                <w:rFonts w:ascii="Source Sans 3" w:hAnsi="Source Sans 3"/>
+                <w:sz w:val="23"/>
+                <w:szCs w:val="23"/>
+              </w:rPr>
+              <w:t xml:space="preserve">In most cases, there's nothing extra that you'll need to pay once your initial payment is completed. Unless, that is, you decide to cancel the booking completely - in that case, there will be a charge of 10 percent of the total fee if you cancel less than 15 days before the date of the move. And </w:t>
+            </w:r>
+            <w:r>
+              <w:rPr>
+                <w:rFonts w:ascii="Source Sans 3" w:hAnsi="Source Sans 3"/>
+                <w:sz w:val="23"/>
+                <w:szCs w:val="23"/>
+                <w:u w:val="single"/>
+              </w:rPr>
+              <w:t>if you need to move the date, for any reason, we'll usually do that for a very low cost.</w:t>
+            </w:r>
+          </w:p>
+          <w:p>
+            <w:pPr>
+              <w:tabs>
+                <w:tab w:val="left" w:pos="4413"/>
+              </w:tabs>
+              <w:rPr>
+                <w:rFonts w:ascii="Source Sans 3" w:hAnsi="Source Sans 3"/>
+                <w:sz w:val="23"/>
+                <w:szCs w:val="23"/>
+              </w:rPr>
+            </w:pPr>
+            <w:r>
+              <w:rPr>
+                <w:rStyle w:val="NotSpokenChar"/>
+              </w:rPr>
+              <w:t>Man</w:t>
+            </w:r>
+            <w:r>
+              <w:rPr>
+                <w:b/>
+                <w:bCs/>
+              </w:rPr>
+              <w:t xml:space="preserve">: </w:t>
             </w:r>
             <w:r>
               <w:rPr>
@@ -7708,23 +8083,7 @@
                 <w:rFonts w:ascii="Source Sans 3" w:hAnsi="Source Sans 3"/>
                 <w:u w:val="single"/>
               </w:rPr>
-              <w:t xml:space="preserve">On the right-hand side </w:t>
-            </w:r>
-            <w:proofErr w:type="gramStart"/>
-            <w:r>
-              <w:rPr>
-                <w:rFonts w:ascii="Source Sans 3" w:hAnsi="Source Sans 3"/>
-                <w:u w:val="single"/>
-              </w:rPr>
-              <w:t>as</w:t>
-            </w:r>
-            <w:proofErr w:type="gramEnd"/>
-            <w:r>
-              <w:rPr>
-                <w:rFonts w:ascii="Source Sans 3" w:hAnsi="Source Sans 3"/>
-                <w:u w:val="single"/>
-              </w:rPr>
-              <w:t xml:space="preserve"> you enter the estate is what was known as the gatekeeper's lodge. This has now become the estate office</w:t>
+              <w:t>On the right-hand side as you enter the estate is what was known as the gatekeeper's lodge. This has now become the estate office</w:t>
             </w:r>
             <w:r>
               <w:rPr>
